--- a/P10-Cobertura/JACOCO.docx
+++ b/P10-Cobertura/JACOCO.docx
@@ -24,22 +24,64 @@
       </w:pPr>
       <w:r>
         <w:tab/>
-        <w:t>2 tipos de informes Prepare-agent-integration</w:t>
-      </w:r>
-      <w:r>
-        <w:t>(test de integracion)</w:t>
-      </w:r>
-      <w:r>
-        <w:t xml:space="preserve"> y report-integration</w:t>
-      </w:r>
-      <w:r>
-        <w:t>(tests unitarios)</w:t>
+        <w:t>2 tipos de informes Prepare-</w:t>
+      </w:r>
+      <w:proofErr w:type="spellStart"/>
+      <w:r>
+        <w:t>agent</w:t>
+      </w:r>
+      <w:proofErr w:type="spellEnd"/>
+      <w:r>
+        <w:t>-</w:t>
+      </w:r>
+      <w:proofErr w:type="spellStart"/>
+      <w:r>
+        <w:t>integration</w:t>
+      </w:r>
+      <w:proofErr w:type="spellEnd"/>
+      <w:r>
+        <w:t xml:space="preserve">(test de </w:t>
+      </w:r>
+      <w:proofErr w:type="spellStart"/>
+      <w:r>
+        <w:t>integracion</w:t>
+      </w:r>
+      <w:proofErr w:type="spellEnd"/>
+      <w:r>
+        <w:t>)</w:t>
+      </w:r>
+      <w:r>
+        <w:t xml:space="preserve"> y </w:t>
+      </w:r>
+      <w:proofErr w:type="spellStart"/>
+      <w:r>
+        <w:t>report-integration</w:t>
+      </w:r>
+      <w:proofErr w:type="spellEnd"/>
+      <w:r>
+        <w:t>(</w:t>
+      </w:r>
+      <w:proofErr w:type="spellStart"/>
+      <w:r>
+        <w:t>tests</w:t>
+      </w:r>
+      <w:proofErr w:type="spellEnd"/>
+      <w:r>
+        <w:t xml:space="preserve"> unitarios)</w:t>
       </w:r>
       <w:r>
         <w:t xml:space="preserve">: </w:t>
       </w:r>
       <w:r>
-        <w:t>para que jacoco mida la cobertura de los test de integración por separado.</w:t>
+        <w:t xml:space="preserve">para que </w:t>
+      </w:r>
+      <w:proofErr w:type="spellStart"/>
+      <w:r>
+        <w:t>jacoco</w:t>
+      </w:r>
+      <w:proofErr w:type="spellEnd"/>
+      <w:r>
+        <w:t xml:space="preserve"> mida la cobertura de los test de integración por separado.</w:t>
       </w:r>
     </w:p>
     <w:p>
@@ -50,10 +92,66 @@
         <w:tab/>
       </w:r>
       <w:r>
-        <w:t>Las goals en una misma fase se ejecutan en el orden en el que aprarecen en el pom por lo que si se pone la verificación de fallos de Filsafe antes del reporte de jacoco, si un test falla, el proceso se detiene y no se genera el informe.</w:t>
-      </w:r>
-      <w:r>
-        <w:t xml:space="preserve"> (primero failsafe:verify y luego jacoco:report-integration).</w:t>
+        <w:t xml:space="preserve">Las </w:t>
+      </w:r>
+      <w:proofErr w:type="spellStart"/>
+      <w:r>
+        <w:t>goals</w:t>
+      </w:r>
+      <w:proofErr w:type="spellEnd"/>
+      <w:r>
+        <w:t xml:space="preserve"> en una misma fase se ejecutan en el orden en el que </w:t>
+      </w:r>
+      <w:proofErr w:type="spellStart"/>
+      <w:r>
+        <w:t>aprarecen</w:t>
+      </w:r>
+      <w:proofErr w:type="spellEnd"/>
+      <w:r>
+        <w:t xml:space="preserve"> en el </w:t>
+      </w:r>
+      <w:proofErr w:type="spellStart"/>
+      <w:r>
+        <w:t>pom</w:t>
+      </w:r>
+      <w:proofErr w:type="spellEnd"/>
+      <w:r>
+        <w:t xml:space="preserve"> por lo que si se pone la verificación de fallos de </w:t>
+      </w:r>
+      <w:proofErr w:type="spellStart"/>
+      <w:r>
+        <w:t>Filsafe</w:t>
+      </w:r>
+      <w:proofErr w:type="spellEnd"/>
+      <w:r>
+        <w:t xml:space="preserve"> antes del reporte de </w:t>
+      </w:r>
+      <w:proofErr w:type="spellStart"/>
+      <w:r>
+        <w:t>jacoco</w:t>
+      </w:r>
+      <w:proofErr w:type="spellEnd"/>
+      <w:r>
+        <w:t>, si un test falla, el proceso se detiene y no se genera el informe.</w:t>
+      </w:r>
+      <w:r>
+        <w:t xml:space="preserve"> (primero </w:t>
+      </w:r>
+      <w:proofErr w:type="spellStart"/>
+      <w:r>
+        <w:t>failsafe:verify</w:t>
+      </w:r>
+      <w:proofErr w:type="spellEnd"/>
+      <w:r>
+        <w:t xml:space="preserve"> y luego </w:t>
+      </w:r>
+      <w:proofErr w:type="spellStart"/>
+      <w:r>
+        <w:t>jacoco:report-integration</w:t>
+      </w:r>
+      <w:proofErr w:type="spellEnd"/>
+      <w:r>
+        <w:t>).</w:t>
       </w:r>
     </w:p>
     <w:p>
@@ -68,7 +166,15 @@
         <w:t>a nivel de proyecto</w:t>
       </w:r>
       <w:r>
-        <w:t xml:space="preserve"> de &lt;rules&gt;: complejidad ciclomática mínima del x% que se ponga.</w:t>
+        <w:t xml:space="preserve"> de &lt;rules&gt;: complejidad </w:t>
+      </w:r>
+      <w:proofErr w:type="spellStart"/>
+      <w:r>
+        <w:t>ciclomática</w:t>
+      </w:r>
+      <w:proofErr w:type="spellEnd"/>
+      <w:r>
+        <w:t xml:space="preserve"> mínima del x% que se ponga.</w:t>
       </w:r>
     </w:p>
     <w:p>
@@ -86,7 +192,22 @@
       </w:pPr>
       <w:r>
         <w:tab/>
-        <w:t>Surefire: pruebas unitarias, FailSafe: pruebas de integración.</w:t>
+      </w:r>
+      <w:proofErr w:type="spellStart"/>
+      <w:r>
+        <w:t>Surefire</w:t>
+      </w:r>
+      <w:proofErr w:type="spellEnd"/>
+      <w:r>
+        <w:t xml:space="preserve">: pruebas unitarias, </w:t>
+      </w:r>
+      <w:proofErr w:type="spellStart"/>
+      <w:r>
+        <w:t>FailSafe</w:t>
+      </w:r>
+      <w:proofErr w:type="spellEnd"/>
+      <w:r>
+        <w:t>: pruebas de integración.</w:t>
       </w:r>
     </w:p>
     <w:p>
@@ -137,15 +258,47 @@
         <w:t>clean:3.2.0:clean</w:t>
       </w:r>
       <w:r>
-        <w:t xml:space="preserve"> (fase clean) -&gt; Borra los datos antiguos de la carpeta target. </w:t>
-      </w:r>
-    </w:p>
-    <w:p>
-      <w:pPr>
-        <w:jc w:val="both"/>
-      </w:pPr>
-      <w:r>
-        <w:t xml:space="preserve">jacoco:0.8.13:prepare-agent (fase initialize) -&gt; Arranca el agente de JaCoCo para escuchar los tests unitarios. </w:t>
+        <w:t xml:space="preserve"> (fase </w:t>
+      </w:r>
+      <w:proofErr w:type="spellStart"/>
+      <w:r>
+        <w:t>clean</w:t>
+      </w:r>
+      <w:proofErr w:type="spellEnd"/>
+      <w:r>
+        <w:t xml:space="preserve">) -&gt; Borra los datos antiguos de la carpeta target. </w:t>
+      </w:r>
+    </w:p>
+    <w:p>
+      <w:pPr>
+        <w:jc w:val="both"/>
+      </w:pPr>
+      <w:r>
+        <w:t xml:space="preserve">jacoco:0.8.13:prepare-agent (fase </w:t>
+      </w:r>
+      <w:proofErr w:type="spellStart"/>
+      <w:r>
+        <w:t>initialize</w:t>
+      </w:r>
+      <w:proofErr w:type="spellEnd"/>
+      <w:r>
+        <w:t xml:space="preserve">) -&gt; Arranca el agente de </w:t>
+      </w:r>
+      <w:proofErr w:type="spellStart"/>
+      <w:r>
+        <w:t>JaCoCo</w:t>
+      </w:r>
+      <w:proofErr w:type="spellEnd"/>
+      <w:r>
+        <w:t xml:space="preserve"> para escuchar los </w:t>
+      </w:r>
+      <w:proofErr w:type="spellStart"/>
+      <w:r>
+        <w:t>tests</w:t>
+      </w:r>
+      <w:proofErr w:type="spellEnd"/>
+      <w:r>
+        <w:t xml:space="preserve"> unitarios. </w:t>
       </w:r>
     </w:p>
     <w:p>
@@ -160,7 +313,15 @@
         <w:t>resources:3.3.1:resources</w:t>
       </w:r>
       <w:r>
-        <w:t xml:space="preserve"> (fase process-resources) -&gt; Copia los recursos de producción.</w:t>
+        <w:t xml:space="preserve"> (fase </w:t>
+      </w:r>
+      <w:proofErr w:type="spellStart"/>
+      <w:r>
+        <w:t>process-resources</w:t>
+      </w:r>
+      <w:proofErr w:type="spellEnd"/>
+      <w:r>
+        <w:t>) -&gt; Copia los recursos de producción.</w:t>
       </w:r>
     </w:p>
     <w:p>
@@ -190,7 +351,23 @@
         <w:t>resources:3.3.1:testResources</w:t>
       </w:r>
       <w:r>
-        <w:t xml:space="preserve"> (fase process-test-resources) -&gt; Copia los recursos de pruebas.</w:t>
+        <w:t xml:space="preserve"> (fase </w:t>
+      </w:r>
+      <w:proofErr w:type="spellStart"/>
+      <w:r>
+        <w:t>process</w:t>
+      </w:r>
+      <w:proofErr w:type="spellEnd"/>
+      <w:r>
+        <w:t>-test-</w:t>
+      </w:r>
+      <w:proofErr w:type="spellStart"/>
+      <w:r>
+        <w:t>resources</w:t>
+      </w:r>
+      <w:proofErr w:type="spellEnd"/>
+      <w:r>
+        <w:t>) -&gt; Copia los recursos de pruebas.</w:t>
       </w:r>
     </w:p>
     <w:p>
@@ -220,22 +397,78 @@
         <w:t>surefire:3.5.2:test (fase test)</w:t>
       </w:r>
       <w:r>
-        <w:t xml:space="preserve"> -&gt; Ejecuta los tests unitarios (verás que solo ejecuta los 3 tests de la clase Test_Sample_maxValue debido al filtro -Dtest=...). </w:t>
-      </w:r>
-    </w:p>
-    <w:p>
-      <w:pPr>
-        <w:jc w:val="both"/>
-      </w:pPr>
-      <w:r>
-        <w:rPr>
-          <w:b/>
-          <w:bCs/>
-        </w:rPr>
-        <w:t>jar:3.4.1:jar (fase package)</w:t>
-      </w:r>
-      <w:r>
-        <w:t xml:space="preserve"> -&gt; Empaqueta la aplicación en un archivo .jar.</w:t>
+        <w:t xml:space="preserve"> -&gt; Ejecuta los </w:t>
+      </w:r>
+      <w:proofErr w:type="spellStart"/>
+      <w:r>
+        <w:t>tests</w:t>
+      </w:r>
+      <w:proofErr w:type="spellEnd"/>
+      <w:r>
+        <w:t xml:space="preserve"> unitarios (verás que solo ejecuta los 3 </w:t>
+      </w:r>
+      <w:proofErr w:type="spellStart"/>
+      <w:r>
+        <w:t>tests</w:t>
+      </w:r>
+      <w:proofErr w:type="spellEnd"/>
+      <w:r>
+        <w:t xml:space="preserve"> de la clase </w:t>
+      </w:r>
+      <w:proofErr w:type="spellStart"/>
+      <w:r>
+        <w:t>Test_Sample_maxValue</w:t>
+      </w:r>
+      <w:proofErr w:type="spellEnd"/>
+      <w:r>
+        <w:t xml:space="preserve"> debido al filtro -</w:t>
+      </w:r>
+      <w:proofErr w:type="spellStart"/>
+      <w:r>
+        <w:t>Dtest</w:t>
+      </w:r>
+      <w:proofErr w:type="spellEnd"/>
+      <w:r>
+        <w:t xml:space="preserve">=...). </w:t>
+      </w:r>
+    </w:p>
+    <w:p>
+      <w:pPr>
+        <w:jc w:val="both"/>
+      </w:pPr>
+      <w:r>
+        <w:rPr>
+          <w:b/>
+          <w:bCs/>
+        </w:rPr>
+        <w:t xml:space="preserve">jar:3.4.1:jar (fase </w:t>
+      </w:r>
+      <w:proofErr w:type="spellStart"/>
+      <w:r>
+        <w:rPr>
+          <w:b/>
+          <w:bCs/>
+        </w:rPr>
+        <w:t>package</w:t>
+      </w:r>
+      <w:proofErr w:type="spellEnd"/>
+      <w:r>
+        <w:rPr>
+          <w:b/>
+          <w:bCs/>
+        </w:rPr>
+        <w:t>)</w:t>
+      </w:r>
+      <w:r>
+        <w:t xml:space="preserve"> -&gt; Empaqueta la aplicación en un archivo .</w:t>
+      </w:r>
+      <w:proofErr w:type="spellStart"/>
+      <w:r>
+        <w:t>jar</w:t>
+      </w:r>
+      <w:proofErr w:type="spellEnd"/>
+      <w:r>
+        <w:t>.</w:t>
       </w:r>
     </w:p>
     <w:p>
@@ -250,7 +483,23 @@
         <w:t>jacoco:0.8.13:prepare-agent-integration</w:t>
       </w:r>
       <w:r>
-        <w:t xml:space="preserve"> (fase pre-integration-test) -&gt; Prepara el agente para los tests de integración. </w:t>
+        <w:t xml:space="preserve"> (fase </w:t>
+      </w:r>
+      <w:proofErr w:type="spellStart"/>
+      <w:r>
+        <w:t>pre-integration-test</w:t>
+      </w:r>
+      <w:proofErr w:type="spellEnd"/>
+      <w:r>
+        <w:t xml:space="preserve">) -&gt; Prepara el agente para los </w:t>
+      </w:r>
+      <w:proofErr w:type="spellStart"/>
+      <w:r>
+        <w:t>tests</w:t>
+      </w:r>
+      <w:proofErr w:type="spellEnd"/>
+      <w:r>
+        <w:t xml:space="preserve"> de integración. </w:t>
       </w:r>
     </w:p>
     <w:p>
@@ -265,17 +514,73 @@
         <w:t>failsafe:3.5.2:integration-test</w:t>
       </w:r>
       <w:r>
-        <w:t xml:space="preserve"> (fase integration-test) -&gt; Intenta lanzar los tests de integración, pero muestra </w:t>
+        <w:t xml:space="preserve"> (fase </w:t>
+      </w:r>
+      <w:proofErr w:type="spellStart"/>
+      <w:r>
+        <w:t>integration</w:t>
+      </w:r>
+      <w:proofErr w:type="spellEnd"/>
+      <w:r>
+        <w:t xml:space="preserve">-test) -&gt; Intenta lanzar los </w:t>
+      </w:r>
+      <w:proofErr w:type="spellStart"/>
+      <w:r>
+        <w:t>tests</w:t>
+      </w:r>
+      <w:proofErr w:type="spellEnd"/>
+      <w:r>
+        <w:t xml:space="preserve"> de integración, pero muestra </w:t>
       </w:r>
       <w:r>
         <w:rPr>
           <w:i/>
           <w:iCs/>
         </w:rPr>
-        <w:t>"Tests are skipped"</w:t>
-      </w:r>
-      <w:r>
-        <w:t xml:space="preserve"> debido a -DskipITs=true. </w:t>
+        <w:t>"</w:t>
+      </w:r>
+      <w:proofErr w:type="spellStart"/>
+      <w:r>
+        <w:rPr>
+          <w:i/>
+          <w:iCs/>
+        </w:rPr>
+        <w:t>Tests</w:t>
+      </w:r>
+      <w:proofErr w:type="spellEnd"/>
+      <w:r>
+        <w:rPr>
+          <w:i/>
+          <w:iCs/>
+        </w:rPr>
+        <w:t xml:space="preserve"> are </w:t>
+      </w:r>
+      <w:proofErr w:type="spellStart"/>
+      <w:r>
+        <w:rPr>
+          <w:i/>
+          <w:iCs/>
+        </w:rPr>
+        <w:t>skipped</w:t>
+      </w:r>
+      <w:proofErr w:type="spellEnd"/>
+      <w:r>
+        <w:rPr>
+          <w:i/>
+          <w:iCs/>
+        </w:rPr>
+        <w:t>"</w:t>
+      </w:r>
+      <w:r>
+        <w:t xml:space="preserve"> debido a -</w:t>
+      </w:r>
+      <w:proofErr w:type="spellStart"/>
+      <w:r>
+        <w:t>DskipITs</w:t>
+      </w:r>
+      <w:proofErr w:type="spellEnd"/>
+      <w:r>
+        <w:t xml:space="preserve">=true. </w:t>
       </w:r>
     </w:p>
     <w:p>
@@ -291,7 +596,15 @@
         <w:t>failsafe:3.5.2:verify</w:t>
       </w:r>
       <w:r>
-        <w:t xml:space="preserve"> (fase verify) -&gt; Verifica si hubo fallos de integración (también se lo salta). </w:t>
+        <w:t xml:space="preserve"> (fase </w:t>
+      </w:r>
+      <w:proofErr w:type="spellStart"/>
+      <w:r>
+        <w:t>verify</w:t>
+      </w:r>
+      <w:proofErr w:type="spellEnd"/>
+      <w:r>
+        <w:t xml:space="preserve">) -&gt; Verifica si hubo fallos de integración (también se lo salta). </w:t>
       </w:r>
     </w:p>
     <w:p>
@@ -306,7 +619,31 @@
         <w:t xml:space="preserve">jacoco:0.8.13:report </w:t>
       </w:r>
       <w:r>
-        <w:t xml:space="preserve">(fase verify) -&gt; Genera el informe HTML de los tests unitarios basándose en el archivo jacoco.exec. </w:t>
+        <w:t xml:space="preserve">(fase </w:t>
+      </w:r>
+      <w:proofErr w:type="spellStart"/>
+      <w:r>
+        <w:t>verify</w:t>
+      </w:r>
+      <w:proofErr w:type="spellEnd"/>
+      <w:r>
+        <w:t xml:space="preserve">) -&gt; Genera el informe HTML de los </w:t>
+      </w:r>
+      <w:proofErr w:type="spellStart"/>
+      <w:r>
+        <w:t>tests</w:t>
+      </w:r>
+      <w:proofErr w:type="spellEnd"/>
+      <w:r>
+        <w:t xml:space="preserve"> unitarios basándose en el archivo </w:t>
+      </w:r>
+      <w:proofErr w:type="spellStart"/>
+      <w:r>
+        <w:t>jacoco.exec</w:t>
+      </w:r>
+      <w:proofErr w:type="spellEnd"/>
+      <w:r>
+        <w:t xml:space="preserve">. </w:t>
       </w:r>
     </w:p>
     <w:p>
@@ -321,14 +658,38 @@
         <w:t>jacoco:0.8.13:report-integration</w:t>
       </w:r>
       <w:r>
-        <w:t xml:space="preserve"> (fase verify) -&gt; Intenta hacer el informe de integración pero se lo salta (</w:t>
+        <w:t xml:space="preserve"> (fase </w:t>
+      </w:r>
+      <w:proofErr w:type="spellStart"/>
+      <w:r>
+        <w:t>verify</w:t>
+      </w:r>
+      <w:proofErr w:type="spellEnd"/>
+      <w:r>
+        <w:t>) -&gt; Intenta hacer el informe de integración pero se lo salta (</w:t>
       </w:r>
       <w:r>
         <w:rPr>
           <w:i/>
           <w:iCs/>
         </w:rPr>
-        <w:t>"Skipping"</w:t>
+        <w:t>"</w:t>
+      </w:r>
+      <w:proofErr w:type="spellStart"/>
+      <w:r>
+        <w:rPr>
+          <w:i/>
+          <w:iCs/>
+        </w:rPr>
+        <w:t>Skipping</w:t>
+      </w:r>
+      <w:proofErr w:type="spellEnd"/>
+      <w:r>
+        <w:rPr>
+          <w:i/>
+          <w:iCs/>
+        </w:rPr>
+        <w:t>"</w:t>
       </w:r>
       <w:r>
         <w:t xml:space="preserve">) porque no hay datos de ejecución. </w:t>
@@ -346,7 +707,15 @@
         <w:t>jacoco:0.8.13:check</w:t>
       </w:r>
       <w:r>
-        <w:t xml:space="preserve"> (fase verify) -&gt; Comprueba las reglas de calidad que añadimos en el Ejercicio 2 y rompe la construcción (BUILD FAILURE). </w:t>
+        <w:t xml:space="preserve"> (fase </w:t>
+      </w:r>
+      <w:proofErr w:type="spellStart"/>
+      <w:r>
+        <w:t>verify</w:t>
+      </w:r>
+      <w:proofErr w:type="spellEnd"/>
+      <w:r>
+        <w:t xml:space="preserve">) -&gt; Comprueba las reglas de calidad que añadimos en el Ejercicio 2 y rompe la construcción (BUILD FAILURE). </w:t>
       </w:r>
     </w:p>
     <w:p>
@@ -383,24 +752,41 @@
           <w:b/>
           <w:bCs/>
         </w:rPr>
-        <w:t>• ¿Cuántos y qué informes de cobertura se han generado teniendo en cuenta que en el pom hemos indicado que se deben generar dos tipos de informes?</w:t>
-      </w:r>
-    </w:p>
-    <w:p>
-      <w:pPr>
-        <w:jc w:val="both"/>
-        <w:rPr>
-          <w:b/>
-          <w:bCs/>
-        </w:rPr>
-      </w:pPr>
-      <w:r>
-        <w:rPr>
-          <w:b/>
-          <w:bCs/>
+        <w:t xml:space="preserve">• ¿Cuántos y qué informes de cobertura se han generado teniendo en cuenta que en el </w:t>
+      </w:r>
+      <w:proofErr w:type="spellStart"/>
+      <w:r>
+        <w:rPr>
+          <w:b/>
+          <w:bCs/>
+        </w:rPr>
+        <w:t>pom</w:t>
+      </w:r>
+      <w:proofErr w:type="spellEnd"/>
+      <w:r>
+        <w:rPr>
+          <w:b/>
+          <w:bCs/>
+        </w:rPr>
+        <w:t xml:space="preserve"> hemos indicado que se deben generar dos tipos de informes?</w:t>
+      </w:r>
+    </w:p>
+    <w:p>
+      <w:pPr>
+        <w:jc w:val="both"/>
+        <w:rPr>
+          <w:b/>
+          <w:bCs/>
+        </w:rPr>
+      </w:pPr>
+      <w:r>
+        <w:rPr>
+          <w:b/>
+          <w:bCs/>
+          <w:noProof/>
         </w:rPr>
         <w:drawing>
-          <wp:inline distT="0" distB="0" distL="0" distR="0" wp14:anchorId="267718FF" wp14:editId="00E9D72C">
+          <wp:inline distT="0" distB="0" distL="0" distR="0" wp14:anchorId="267718FF" wp14:editId="5555728E">
             <wp:extent cx="5400040" cy="756920"/>
             <wp:effectExtent l="0" t="0" r="0" b="5080"/>
             <wp:docPr id="1088837531" name="Imagen 2"/>
@@ -466,8 +852,13 @@
         <w:ind w:firstLine="708"/>
         <w:jc w:val="both"/>
       </w:pPr>
-      <w:r>
-        <w:t>Verde:lo que se ha ejecutado, visitado durante las pruebas, rojo: lo que se ha perdido o no cubierto, no ejecutado por el test.</w:t>
+      <w:proofErr w:type="spellStart"/>
+      <w:r>
+        <w:t>Verde:lo</w:t>
+      </w:r>
+      <w:proofErr w:type="spellEnd"/>
+      <w:r>
+        <w:t xml:space="preserve"> que se ha ejecutado, visitado durante las pruebas, rojo: lo que se ha perdido o no cubierto, no ejecutado por el test.</w:t>
       </w:r>
     </w:p>
     <w:p>
@@ -475,8 +866,37 @@
         <w:ind w:firstLine="708"/>
         <w:jc w:val="both"/>
       </w:pPr>
-      <w:r>
-        <w:t>Cov(erage) = (Elems ejecutados*Elems totales)*100</w:t>
+      <w:proofErr w:type="spellStart"/>
+      <w:r>
+        <w:t>Cov</w:t>
+      </w:r>
+      <w:proofErr w:type="spellEnd"/>
+      <w:r>
+        <w:t>(</w:t>
+      </w:r>
+      <w:proofErr w:type="spellStart"/>
+      <w:r>
+        <w:t>erage</w:t>
+      </w:r>
+      <w:proofErr w:type="spellEnd"/>
+      <w:r>
+        <w:t>) = (</w:t>
+      </w:r>
+      <w:proofErr w:type="spellStart"/>
+      <w:r>
+        <w:t>Elems</w:t>
+      </w:r>
+      <w:proofErr w:type="spellEnd"/>
+      <w:r>
+        <w:t xml:space="preserve"> ejecutados*</w:t>
+      </w:r>
+      <w:proofErr w:type="spellStart"/>
+      <w:r>
+        <w:t>Elems</w:t>
+      </w:r>
+      <w:proofErr w:type="spellEnd"/>
+      <w:r>
+        <w:t xml:space="preserve"> totales)*100</w:t>
       </w:r>
     </w:p>
     <w:p>
@@ -484,12 +904,19 @@
         <w:ind w:firstLine="708"/>
         <w:jc w:val="both"/>
       </w:pPr>
+      <w:proofErr w:type="spellStart"/>
       <w:r>
         <w:t>Cxty</w:t>
       </w:r>
-      <w:r>
-        <w:t>: Complejidad ciclomatica</w:t>
-      </w:r>
+      <w:proofErr w:type="spellEnd"/>
+      <w:r>
+        <w:t xml:space="preserve">: Complejidad </w:t>
+      </w:r>
+      <w:proofErr w:type="spellStart"/>
+      <w:r>
+        <w:t>ciclomatica</w:t>
+      </w:r>
+      <w:proofErr w:type="spellEnd"/>
     </w:p>
     <w:p>
       <w:pPr>
@@ -520,7 +947,39 @@
           <w:b/>
           <w:bCs/>
         </w:rPr>
-        <w:t>• ¿Cual es el número de instrucciones bytecode ejecutadas para la clase Sample?</w:t>
+        <w:t>• ¿</w:t>
+      </w:r>
+      <w:proofErr w:type="spellStart"/>
+      <w:r>
+        <w:rPr>
+          <w:b/>
+          <w:bCs/>
+        </w:rPr>
+        <w:t>Cual</w:t>
+      </w:r>
+      <w:proofErr w:type="spellEnd"/>
+      <w:r>
+        <w:rPr>
+          <w:b/>
+          <w:bCs/>
+        </w:rPr>
+        <w:t xml:space="preserve"> es el número de instrucciones </w:t>
+      </w:r>
+      <w:proofErr w:type="spellStart"/>
+      <w:r>
+        <w:rPr>
+          <w:b/>
+          <w:bCs/>
+        </w:rPr>
+        <w:t>bytecode</w:t>
+      </w:r>
+      <w:proofErr w:type="spellEnd"/>
+      <w:r>
+        <w:rPr>
+          <w:b/>
+          <w:bCs/>
+        </w:rPr>
+        <w:t xml:space="preserve"> ejecutadas para la clase Sample?</w:t>
       </w:r>
     </w:p>
     <w:p>
@@ -533,7 +992,15 @@
         <w:jc w:val="both"/>
       </w:pPr>
       <w:r>
-        <w:t>instrucciones – 84 missed = 33 instrucciones ejecutadas.</w:t>
+        <w:t xml:space="preserve">instrucciones – 84 </w:t>
+      </w:r>
+      <w:proofErr w:type="spellStart"/>
+      <w:r>
+        <w:t>missed</w:t>
+      </w:r>
+      <w:proofErr w:type="spellEnd"/>
+      <w:r>
+        <w:t xml:space="preserve"> = 33 instrucciones ejecutadas.</w:t>
       </w:r>
     </w:p>
     <w:p>
@@ -552,7 +1019,39 @@
           <w:b/>
           <w:bCs/>
         </w:rPr>
-        <w:t>¿Cuántas instrucciones bytecode nos faltan para tener una cobertura del 100% de instrucciones bytecode para la clase Sample?</w:t>
+        <w:t xml:space="preserve">¿Cuántas instrucciones </w:t>
+      </w:r>
+      <w:proofErr w:type="spellStart"/>
+      <w:r>
+        <w:rPr>
+          <w:b/>
+          <w:bCs/>
+        </w:rPr>
+        <w:t>bytecode</w:t>
+      </w:r>
+      <w:proofErr w:type="spellEnd"/>
+      <w:r>
+        <w:rPr>
+          <w:b/>
+          <w:bCs/>
+        </w:rPr>
+        <w:t xml:space="preserve"> nos faltan para tener una cobertura del 100% de instrucciones </w:t>
+      </w:r>
+      <w:proofErr w:type="spellStart"/>
+      <w:r>
+        <w:rPr>
+          <w:b/>
+          <w:bCs/>
+        </w:rPr>
+        <w:t>bytecode</w:t>
+      </w:r>
+      <w:proofErr w:type="spellEnd"/>
+      <w:r>
+        <w:rPr>
+          <w:b/>
+          <w:bCs/>
+        </w:rPr>
+        <w:t xml:space="preserve"> para la clase Sample?</w:t>
       </w:r>
     </w:p>
     <w:p>
@@ -583,7 +1082,23 @@
           <w:b/>
           <w:bCs/>
         </w:rPr>
-        <w:t>• ¿Cuántas instrucciones bytecode tiene la clase Sample?</w:t>
+        <w:t xml:space="preserve">• ¿Cuántas instrucciones </w:t>
+      </w:r>
+      <w:proofErr w:type="spellStart"/>
+      <w:r>
+        <w:rPr>
+          <w:b/>
+          <w:bCs/>
+        </w:rPr>
+        <w:t>bytecode</w:t>
+      </w:r>
+      <w:proofErr w:type="spellEnd"/>
+      <w:r>
+        <w:rPr>
+          <w:b/>
+          <w:bCs/>
+        </w:rPr>
+        <w:t xml:space="preserve"> tiene la clase Sample?</w:t>
       </w:r>
     </w:p>
     <w:p>
@@ -618,40 +1133,129 @@
         <w:jc w:val="both"/>
       </w:pPr>
       <w:r>
-        <w:t>Representa el constructor por defecto ya que no tiene un constructor implementado, jacoco no analiza el código sino el bytecode compilado</w:t>
-      </w:r>
-      <w:r>
-        <w:t xml:space="preserve"> .class, detecta el constructor generado por el compilador y lo mete en el informe como un método.</w:t>
-      </w:r>
-    </w:p>
-    <w:p>
-      <w:pPr>
-        <w:jc w:val="both"/>
-        <w:rPr>
-          <w:b/>
-          <w:bCs/>
-        </w:rPr>
-      </w:pPr>
-      <w:r>
-        <w:rPr>
-          <w:b/>
-          <w:bCs/>
-        </w:rPr>
-        <w:t>• El método Sample() tiene una cobertura de branches con valor "n/a". ("n/a" significa "not applicable"). Razona por quétiene dicho valor.</w:t>
-      </w:r>
-    </w:p>
-    <w:p>
-      <w:pPr>
-        <w:jc w:val="both"/>
-        <w:rPr>
-          <w:b/>
-          <w:bCs/>
-        </w:rPr>
-      </w:pPr>
-      <w:r>
-        <w:rPr>
-          <w:b/>
-          <w:bCs/>
+        <w:t xml:space="preserve">Representa el constructor por defecto ya que no tiene un constructor implementado, </w:t>
+      </w:r>
+      <w:proofErr w:type="spellStart"/>
+      <w:r>
+        <w:t>jacoco</w:t>
+      </w:r>
+      <w:proofErr w:type="spellEnd"/>
+      <w:r>
+        <w:t xml:space="preserve"> no analiza el código sino el </w:t>
+      </w:r>
+      <w:proofErr w:type="spellStart"/>
+      <w:r>
+        <w:t>bytecode</w:t>
+      </w:r>
+      <w:proofErr w:type="spellEnd"/>
+      <w:r>
+        <w:t xml:space="preserve"> compilado</w:t>
+      </w:r>
+      <w:r>
+        <w:t xml:space="preserve"> .</w:t>
+      </w:r>
+      <w:proofErr w:type="spellStart"/>
+      <w:r>
+        <w:t>class</w:t>
+      </w:r>
+      <w:proofErr w:type="spellEnd"/>
+      <w:r>
+        <w:t>, detecta el constructor generado por el compilador y lo mete en el informe como un método.</w:t>
+      </w:r>
+    </w:p>
+    <w:p>
+      <w:pPr>
+        <w:jc w:val="both"/>
+        <w:rPr>
+          <w:b/>
+          <w:bCs/>
+        </w:rPr>
+      </w:pPr>
+      <w:r>
+        <w:rPr>
+          <w:b/>
+          <w:bCs/>
+        </w:rPr>
+        <w:t xml:space="preserve">• El método Sample() tiene una cobertura de </w:t>
+      </w:r>
+      <w:proofErr w:type="spellStart"/>
+      <w:r>
+        <w:rPr>
+          <w:b/>
+          <w:bCs/>
+        </w:rPr>
+        <w:t>branches</w:t>
+      </w:r>
+      <w:proofErr w:type="spellEnd"/>
+      <w:r>
+        <w:rPr>
+          <w:b/>
+          <w:bCs/>
+        </w:rPr>
+        <w:t xml:space="preserve"> con valor "n/a". ("n/a" significa "</w:t>
+      </w:r>
+      <w:proofErr w:type="spellStart"/>
+      <w:r>
+        <w:rPr>
+          <w:b/>
+          <w:bCs/>
+        </w:rPr>
+        <w:t>not</w:t>
+      </w:r>
+      <w:proofErr w:type="spellEnd"/>
+      <w:r>
+        <w:rPr>
+          <w:b/>
+          <w:bCs/>
+        </w:rPr>
+        <w:t xml:space="preserve"> </w:t>
+      </w:r>
+      <w:proofErr w:type="spellStart"/>
+      <w:r>
+        <w:rPr>
+          <w:b/>
+          <w:bCs/>
+        </w:rPr>
+        <w:t>applicable</w:t>
+      </w:r>
+      <w:proofErr w:type="spellEnd"/>
+      <w:r>
+        <w:rPr>
+          <w:b/>
+          <w:bCs/>
+        </w:rPr>
+        <w:t xml:space="preserve">"). Razona por </w:t>
+      </w:r>
+      <w:proofErr w:type="spellStart"/>
+      <w:r>
+        <w:rPr>
+          <w:b/>
+          <w:bCs/>
+        </w:rPr>
+        <w:t>quétiene</w:t>
+      </w:r>
+      <w:proofErr w:type="spellEnd"/>
+      <w:r>
+        <w:rPr>
+          <w:b/>
+          <w:bCs/>
+        </w:rPr>
+        <w:t xml:space="preserve"> dicho valor.</w:t>
+      </w:r>
+    </w:p>
+    <w:p>
+      <w:pPr>
+        <w:jc w:val="both"/>
+        <w:rPr>
+          <w:b/>
+          <w:bCs/>
+        </w:rPr>
+      </w:pPr>
+      <w:r>
+        <w:rPr>
+          <w:b/>
+          <w:bCs/>
+          <w:noProof/>
         </w:rPr>
         <w:drawing>
           <wp:inline distT="0" distB="0" distL="0" distR="0" wp14:anchorId="56FC2ECD" wp14:editId="015E43F4">
@@ -696,49 +1300,190 @@
         <w:jc w:val="both"/>
       </w:pPr>
       <w:r>
-        <w:t>Porque el constructor generado por el compilados no tiene ninguna estructura de control ifs, fors o whiles, como no tiene ramas por las que ir, decide que  calcular las ramas no es aplicable.</w:t>
-      </w:r>
-    </w:p>
-    <w:p>
-      <w:pPr>
-        <w:jc w:val="both"/>
-        <w:rPr>
-          <w:b/>
-          <w:bCs/>
-        </w:rPr>
-      </w:pPr>
-      <w:r>
-        <w:rPr>
-          <w:b/>
-          <w:bCs/>
-        </w:rPr>
-        <w:t>• Indica cuál es el valor de complejidad ciclomática para el método Sample.maxValue() y justifica, teniendo en cuenta el código del método y la fórmula que usa JaCoCo, por qué tiene ese valor. Debes indicar qué líneas de código se asocian a los valores calculados por la fórmula de JaCoCo.</w:t>
-      </w:r>
-    </w:p>
-    <w:p>
-      <w:pPr>
-        <w:jc w:val="both"/>
-      </w:pPr>
-      <w:r>
-        <w:t>CC = Búmero de branches cualquier bifurcación – numero de decisión points +1</w:t>
-      </w:r>
-    </w:p>
-    <w:p>
-      <w:pPr>
-        <w:jc w:val="both"/>
-      </w:pPr>
+        <w:t xml:space="preserve">Porque el constructor generado por el compilados no tiene ninguna estructura de control </w:t>
+      </w:r>
+      <w:proofErr w:type="spellStart"/>
+      <w:r>
+        <w:t>ifs</w:t>
+      </w:r>
+      <w:proofErr w:type="spellEnd"/>
+      <w:r>
+        <w:t xml:space="preserve">, </w:t>
+      </w:r>
+      <w:proofErr w:type="spellStart"/>
+      <w:r>
+        <w:t>fors</w:t>
+      </w:r>
+      <w:proofErr w:type="spellEnd"/>
+      <w:r>
+        <w:t xml:space="preserve"> o </w:t>
+      </w:r>
+      <w:proofErr w:type="spellStart"/>
+      <w:r>
+        <w:t>whiles</w:t>
+      </w:r>
+      <w:proofErr w:type="spellEnd"/>
+      <w:r>
+        <w:t>, como no tiene ramas por las que ir, decide que  calcular las ramas no es aplicable.</w:t>
+      </w:r>
+    </w:p>
+    <w:p>
+      <w:pPr>
+        <w:jc w:val="both"/>
+        <w:rPr>
+          <w:b/>
+          <w:bCs/>
+        </w:rPr>
+      </w:pPr>
+      <w:r>
+        <w:rPr>
+          <w:b/>
+          <w:bCs/>
+        </w:rPr>
+        <w:t xml:space="preserve">• Indica cuál es el valor de complejidad </w:t>
+      </w:r>
+      <w:proofErr w:type="spellStart"/>
+      <w:r>
+        <w:rPr>
+          <w:b/>
+          <w:bCs/>
+        </w:rPr>
+        <w:t>ciclomática</w:t>
+      </w:r>
+      <w:proofErr w:type="spellEnd"/>
+      <w:r>
+        <w:rPr>
+          <w:b/>
+          <w:bCs/>
+        </w:rPr>
+        <w:t xml:space="preserve"> para el método </w:t>
+      </w:r>
+      <w:proofErr w:type="spellStart"/>
+      <w:r>
+        <w:rPr>
+          <w:b/>
+          <w:bCs/>
+        </w:rPr>
+        <w:t>Sample.maxValue</w:t>
+      </w:r>
+      <w:proofErr w:type="spellEnd"/>
+      <w:r>
+        <w:rPr>
+          <w:b/>
+          <w:bCs/>
+        </w:rPr>
+        <w:t xml:space="preserve">() y justifica, teniendo en cuenta el código del método y la fórmula que usa </w:t>
+      </w:r>
+      <w:proofErr w:type="spellStart"/>
+      <w:r>
+        <w:rPr>
+          <w:b/>
+          <w:bCs/>
+        </w:rPr>
+        <w:t>JaCoCo</w:t>
+      </w:r>
+      <w:proofErr w:type="spellEnd"/>
+      <w:r>
+        <w:rPr>
+          <w:b/>
+          <w:bCs/>
+        </w:rPr>
+        <w:t xml:space="preserve">, por qué tiene ese valor. Debes indicar qué líneas de código se asocian a los valores calculados por la fórmula de </w:t>
+      </w:r>
+      <w:proofErr w:type="spellStart"/>
+      <w:r>
+        <w:rPr>
+          <w:b/>
+          <w:bCs/>
+        </w:rPr>
+        <w:t>JaCoCo</w:t>
+      </w:r>
+      <w:proofErr w:type="spellEnd"/>
+      <w:r>
+        <w:rPr>
+          <w:b/>
+          <w:bCs/>
+        </w:rPr>
+        <w:t>.</w:t>
+      </w:r>
+    </w:p>
+    <w:p>
+      <w:pPr>
+        <w:jc w:val="both"/>
+      </w:pPr>
+      <w:r>
+        <w:t xml:space="preserve">CC = </w:t>
+      </w:r>
+      <w:proofErr w:type="spellStart"/>
+      <w:r>
+        <w:t>Búmero</w:t>
+      </w:r>
+      <w:proofErr w:type="spellEnd"/>
+      <w:r>
+        <w:t xml:space="preserve"> de </w:t>
+      </w:r>
+      <w:proofErr w:type="spellStart"/>
+      <w:r>
+        <w:t>branches</w:t>
+      </w:r>
+      <w:proofErr w:type="spellEnd"/>
+      <w:r>
+        <w:t xml:space="preserve"> cualquier bifurcación – </w:t>
+      </w:r>
+      <w:proofErr w:type="spellStart"/>
+      <w:r>
+        <w:t>numero</w:t>
+      </w:r>
+      <w:proofErr w:type="spellEnd"/>
+      <w:r>
+        <w:t xml:space="preserve"> de decisión </w:t>
+      </w:r>
+      <w:proofErr w:type="spellStart"/>
+      <w:r>
+        <w:t>points</w:t>
+      </w:r>
+      <w:proofErr w:type="spellEnd"/>
+      <w:r>
+        <w:t xml:space="preserve"> +1</w:t>
+      </w:r>
+    </w:p>
+    <w:p>
+      <w:pPr>
+        <w:jc w:val="both"/>
+      </w:pPr>
+      <w:proofErr w:type="spellStart"/>
       <w:r>
         <w:t>Cxty</w:t>
       </w:r>
-      <w:r>
-        <w:t xml:space="preserve"> del método pone en latabla de jacoco que es 4:</w:t>
-      </w:r>
-    </w:p>
-    <w:p>
-      <w:pPr>
-        <w:jc w:val="both"/>
-      </w:pPr>
-      <w:r>
+      <w:proofErr w:type="spellEnd"/>
+      <w:r>
+        <w:t xml:space="preserve"> del método pone en </w:t>
+      </w:r>
+      <w:proofErr w:type="spellStart"/>
+      <w:r>
+        <w:t>latabla</w:t>
+      </w:r>
+      <w:proofErr w:type="spellEnd"/>
+      <w:r>
+        <w:t xml:space="preserve"> de </w:t>
+      </w:r>
+      <w:proofErr w:type="spellStart"/>
+      <w:r>
+        <w:t>jacoco</w:t>
+      </w:r>
+      <w:proofErr w:type="spellEnd"/>
+      <w:r>
+        <w:t xml:space="preserve"> que es 4:</w:t>
+      </w:r>
+    </w:p>
+    <w:p>
+      <w:pPr>
+        <w:jc w:val="both"/>
+      </w:pPr>
+      <w:r>
+        <w:rPr>
+          <w:noProof/>
+        </w:rPr>
         <w:drawing>
           <wp:inline distT="0" distB="0" distL="0" distR="0" wp14:anchorId="782F5D43" wp14:editId="4C19BD10">
             <wp:extent cx="3854648" cy="1968601"/>
@@ -781,13 +1526,45 @@
         <w:jc w:val="both"/>
       </w:pPr>
       <w:r>
-        <w:t>Los rombos son los decisi</w:t>
+        <w:t xml:space="preserve">Los rombos son los </w:t>
+      </w:r>
+      <w:proofErr w:type="spellStart"/>
+      <w:r>
+        <w:t>decisi</w:t>
       </w:r>
       <w:r>
         <w:t>o</w:t>
       </w:r>
       <w:r>
-        <w:t>n points: 3 y cada decisión point genera 2 rmas, por lo que las ramas son 6.</w:t>
+        <w:t>n</w:t>
+      </w:r>
+      <w:proofErr w:type="spellEnd"/>
+      <w:r>
+        <w:t xml:space="preserve"> </w:t>
+      </w:r>
+      <w:proofErr w:type="spellStart"/>
+      <w:r>
+        <w:t>points</w:t>
+      </w:r>
+      <w:proofErr w:type="spellEnd"/>
+      <w:r>
+        <w:t xml:space="preserve">: 3 y cada decisión </w:t>
+      </w:r>
+      <w:proofErr w:type="spellStart"/>
+      <w:r>
+        <w:t>point</w:t>
+      </w:r>
+      <w:proofErr w:type="spellEnd"/>
+      <w:r>
+        <w:t xml:space="preserve"> genera 2 </w:t>
+      </w:r>
+      <w:proofErr w:type="spellStart"/>
+      <w:r>
+        <w:t>rmas</w:t>
+      </w:r>
+      <w:proofErr w:type="spellEnd"/>
+      <w:r>
+        <w:t>, por lo que las ramas son 6.</w:t>
       </w:r>
     </w:p>
     <w:p>
@@ -796,172 +1573,295 @@
       </w:pPr>
       <w:r>
         <w:lastRenderedPageBreak/>
-        <w:t xml:space="preserve">CC = </w:t>
-      </w:r>
-      <w:r>
-        <w:t>(</w:t>
-      </w:r>
+        <w:t>CC = (</w:t>
+      </w:r>
+      <w:proofErr w:type="spellStart"/>
       <w:r>
         <w:t>branches</w:t>
       </w:r>
-      <w:r>
-        <w:t xml:space="preserve">) 6 </w:t>
-      </w:r>
-      <w:r>
-        <w:t>–</w:t>
-      </w:r>
-      <w:r>
+      <w:proofErr w:type="spellEnd"/>
+      <w:r>
+        <w:t xml:space="preserve">) 6 – (decisión </w:t>
+      </w:r>
+      <w:proofErr w:type="spellStart"/>
+      <w:r>
+        <w:t>points</w:t>
+      </w:r>
+      <w:proofErr w:type="spellEnd"/>
+      <w:r>
+        <w:t xml:space="preserve">) 3 + 1 = 4 </w:t>
+      </w:r>
+    </w:p>
+    <w:p>
+      <w:pPr>
+        <w:jc w:val="both"/>
+        <w:rPr>
+          <w:b/>
+          <w:bCs/>
+        </w:rPr>
+      </w:pPr>
+      <w:r>
+        <w:rPr>
+          <w:b/>
+          <w:bCs/>
+        </w:rPr>
+        <w:t xml:space="preserve">• Indica qué representa el valor de </w:t>
+      </w:r>
+      <w:proofErr w:type="spellStart"/>
+      <w:r>
+        <w:rPr>
+          <w:b/>
+          <w:bCs/>
+        </w:rPr>
+        <w:t>Cxty</w:t>
+      </w:r>
+      <w:proofErr w:type="spellEnd"/>
+      <w:r>
+        <w:rPr>
+          <w:b/>
+          <w:bCs/>
+        </w:rPr>
+        <w:t xml:space="preserve"> para </w:t>
+      </w:r>
+      <w:proofErr w:type="spellStart"/>
+      <w:r>
+        <w:rPr>
+          <w:b/>
+          <w:bCs/>
+        </w:rPr>
+        <w:t>Sample.maxValue</w:t>
+      </w:r>
+      <w:proofErr w:type="spellEnd"/>
+      <w:r>
+        <w:rPr>
+          <w:b/>
+          <w:bCs/>
+        </w:rPr>
+        <w:t>(), y razona si según ese valor estamos siendo eficientes y efectivos.</w:t>
+      </w:r>
+    </w:p>
+    <w:p>
+      <w:pPr>
+        <w:ind w:firstLine="708"/>
+      </w:pPr>
+      <w:proofErr w:type="spellStart"/>
+      <w:r>
+        <w:t>Cxty</w:t>
+      </w:r>
+      <w:proofErr w:type="spellEnd"/>
+      <w:r>
+        <w:t xml:space="preserve"> es la complejidad </w:t>
+      </w:r>
+      <w:proofErr w:type="spellStart"/>
+      <w:r>
+        <w:t>ciclomatica</w:t>
+      </w:r>
+      <w:proofErr w:type="spellEnd"/>
+      <w:r>
+        <w:t xml:space="preserve"> que </w:t>
+      </w:r>
+      <w:r>
+        <w:t>es una cota superior del número de caminos linealmente independientes en el grafo</w:t>
+      </w:r>
+      <w:r>
+        <w:t>.</w:t>
+      </w:r>
+    </w:p>
+    <w:p>
+      <w:pPr>
+        <w:ind w:firstLine="708"/>
+      </w:pPr>
+      <w:r>
+        <w:t xml:space="preserve">Es efectivo (objetivo) porque la cobertura está al 100%, los </w:t>
+      </w:r>
+      <w:proofErr w:type="spellStart"/>
+      <w:r>
+        <w:t>tests</w:t>
+      </w:r>
+      <w:proofErr w:type="spellEnd"/>
+      <w:r>
+        <w:t xml:space="preserve"> han pasado por los 2 caminos sin saltarse ninguno, se ha cumplido el objetivo de probar el método completo.</w:t>
+      </w:r>
+    </w:p>
+    <w:p>
+      <w:pPr>
+        <w:ind w:firstLine="708"/>
+      </w:pPr>
+      <w:r>
+        <w:t>Es eficiente(esfuerzo y recursos) si porque la CC es un número bajo, el código es simple y está bien diseñado.</w:t>
+      </w:r>
+    </w:p>
+    <w:p>
+      <w:pPr>
+        <w:rPr>
+          <w:b/>
+          <w:bCs/>
+        </w:rPr>
+      </w:pPr>
+      <w:r>
+        <w:rPr>
+          <w:b/>
+          <w:bCs/>
+        </w:rPr>
+        <w:t xml:space="preserve">• Observa cuáles son los valores de cobertura para </w:t>
+      </w:r>
+      <w:proofErr w:type="spellStart"/>
+      <w:r>
+        <w:rPr>
+          <w:b/>
+          <w:bCs/>
+        </w:rPr>
+        <w:t>Sample.isValid</w:t>
+      </w:r>
+      <w:proofErr w:type="spellEnd"/>
+      <w:r>
+        <w:rPr>
+          <w:b/>
+          <w:bCs/>
+        </w:rPr>
+        <w:t xml:space="preserve">(). Teniendo en cuenta que el código de </w:t>
+      </w:r>
+      <w:proofErr w:type="spellStart"/>
+      <w:r>
+        <w:rPr>
+          <w:b/>
+          <w:bCs/>
+        </w:rPr>
+        <w:t>maxValue</w:t>
+      </w:r>
+      <w:proofErr w:type="spellEnd"/>
+      <w:r>
+        <w:rPr>
+          <w:b/>
+          <w:bCs/>
+        </w:rPr>
+        <w:t xml:space="preserve">() contiene la </w:t>
+      </w:r>
+      <w:proofErr w:type="spellStart"/>
+      <w:r>
+        <w:rPr>
+          <w:b/>
+          <w:bCs/>
+        </w:rPr>
+        <w:t>sentencia"if</w:t>
+      </w:r>
+      <w:proofErr w:type="spellEnd"/>
+      <w:r>
+        <w:rPr>
+          <w:b/>
+          <w:bCs/>
+        </w:rPr>
         <w:t xml:space="preserve"> (</w:t>
       </w:r>
-      <w:r>
-        <w:t>decisión points</w:t>
-      </w:r>
-      <w:r>
-        <w:t>)</w:t>
+      <w:proofErr w:type="spellStart"/>
+      <w:r>
+        <w:rPr>
+          <w:b/>
+          <w:bCs/>
+        </w:rPr>
+        <w:t>isValid</w:t>
+      </w:r>
+      <w:proofErr w:type="spellEnd"/>
+      <w:r>
+        <w:rPr>
+          <w:b/>
+          <w:bCs/>
+        </w:rPr>
+        <w:t>(data))" razona por qué en el informe de cobertura no se recorre esa línea.</w:t>
+      </w:r>
+    </w:p>
+    <w:p>
+      <w:r>
+        <w:rPr>
+          <w:b/>
+          <w:bCs/>
+        </w:rPr>
+        <w:tab/>
+      </w:r>
+      <w:r>
+        <w:t xml:space="preserve">El método no ha sido recorrido porque el test utiliza </w:t>
+      </w:r>
+      <w:proofErr w:type="spellStart"/>
+      <w:r>
+        <w:t>mocks</w:t>
+      </w:r>
+      <w:proofErr w:type="spellEnd"/>
+      <w:r>
+        <w:t>, por lo que no se llama al método sino al doble sin ejecutar el código real.</w:t>
+      </w:r>
+    </w:p>
+    <w:p/>
+    <w:p>
+      <w:r>
+        <w:rPr>
+          <w:b/>
+          <w:bCs/>
+        </w:rPr>
+        <w:t>E)</w:t>
       </w:r>
       <w:r>
         <w:t xml:space="preserve"> </w:t>
       </w:r>
-      <w:r>
-        <w:t xml:space="preserve">3 </w:t>
-      </w:r>
-      <w:r>
-        <w:t>+</w:t>
-      </w:r>
-      <w:r>
-        <w:t xml:space="preserve"> </w:t>
-      </w:r>
-      <w:r>
-        <w:t>1</w:t>
-      </w:r>
-      <w:r>
-        <w:t xml:space="preserve"> = 4 </w:t>
-      </w:r>
-    </w:p>
-    <w:p>
-      <w:pPr>
-        <w:jc w:val="both"/>
-        <w:rPr>
-          <w:b/>
-          <w:bCs/>
-        </w:rPr>
-      </w:pPr>
-      <w:r>
-        <w:rPr>
-          <w:b/>
-          <w:bCs/>
-        </w:rPr>
-        <w:t>• Indica qué representa el valor de Cxty para Sample.maxValue(), y razona si según ese valor estamos siendo eficientes y efectivos.</w:t>
-      </w:r>
-    </w:p>
-    <w:p>
-      <w:pPr>
-        <w:ind w:firstLine="708"/>
-      </w:pPr>
-      <w:r>
-        <w:t>Cxty</w:t>
-      </w:r>
-      <w:r>
-        <w:t xml:space="preserve"> es la complejidad ciclomatica</w:t>
-      </w:r>
-      <w:r>
-        <w:t xml:space="preserve"> que </w:t>
-      </w:r>
-      <w:r>
-        <w:t>es una cota superior del número de caminos linealmente independientes en el grafo</w:t>
-      </w:r>
-      <w:r>
-        <w:t>.</w:t>
-      </w:r>
-    </w:p>
-    <w:p>
-      <w:pPr>
-        <w:ind w:firstLine="708"/>
-      </w:pPr>
-      <w:r>
-        <w:t xml:space="preserve">Es </w:t>
-      </w:r>
-      <w:r>
-        <w:t>efectivo</w:t>
-      </w:r>
-      <w:r>
-        <w:t xml:space="preserve"> (objetivo) porque la cobertura está al 100%, los tests han pasado por los 2 caminos sin saltarse ninguno, se ha cumplido el objetivo de probar el método completo.</w:t>
-      </w:r>
-    </w:p>
-    <w:p>
-      <w:pPr>
-        <w:ind w:firstLine="708"/>
-      </w:pPr>
-      <w:r>
-        <w:t>Es eficiente(esfuerzo y recursos) si porque la CC es un número bajo, el código es simple y está bien diseñado.</w:t>
-      </w:r>
-    </w:p>
-    <w:p>
-      <w:pPr>
-        <w:rPr>
-          <w:b/>
-          <w:bCs/>
-        </w:rPr>
-      </w:pPr>
-      <w:r>
-        <w:rPr>
-          <w:b/>
-          <w:bCs/>
-        </w:rPr>
-        <w:t>• Observa cuáles son los valores de cobertura para Sample.isValid(). Teniendo en cuenta que el código de maxValue() contiene la sentencia"if (isValid(data))" razona por qué en el informe de cobertura no se recorre esa línea.</w:t>
-      </w:r>
-    </w:p>
-    <w:p>
-      <w:r>
-        <w:rPr>
-          <w:b/>
-          <w:bCs/>
-        </w:rPr>
-        <w:tab/>
-      </w:r>
-      <w:r>
-        <w:t>El método no ha sido recorrido porque el test utiliza mocks, por lo que no se llama al método sino al doble sin ejecutar el código real.</w:t>
-      </w:r>
-    </w:p>
-    <w:p/>
-    <w:p>
-      <w:r>
-        <w:rPr>
-          <w:b/>
-          <w:bCs/>
-        </w:rPr>
-        <w:t>E)</w:t>
-      </w:r>
-      <w:r>
-        <w:t xml:space="preserve"> </w:t>
-      </w:r>
-    </w:p>
-    <w:p>
-      <w:pPr>
-        <w:rPr>
-          <w:b/>
-          <w:bCs/>
-        </w:rPr>
-      </w:pPr>
-      <w:r>
-        <w:rPr>
-          <w:b/>
-          <w:bCs/>
-        </w:rPr>
-        <w:t>Construye el proyecto y visualiza el informe de cobertura. ¿Cuál es la cobertura de condiciones+decisiones a nivel de proyecto? Haz lo necesario para conseguir un 100% de cobertura (a nivel de proyecto) de decisiones + condiciones. Viendo el informe, ¿cuántos tests como máximo te harán falta para eso?</w:t>
-      </w:r>
-    </w:p>
-    <w:p>
-      <w:pPr>
-        <w:rPr>
-          <w:b/>
-          <w:bCs/>
-        </w:rPr>
-      </w:pPr>
-      <w:r>
-        <w:rPr>
-          <w:b/>
-          <w:bCs/>
+    </w:p>
+    <w:p>
+      <w:pPr>
+        <w:rPr>
+          <w:b/>
+          <w:bCs/>
+        </w:rPr>
+      </w:pPr>
+      <w:r>
+        <w:rPr>
+          <w:b/>
+          <w:bCs/>
+        </w:rPr>
+        <w:t xml:space="preserve">Construye el proyecto y visualiza el informe de cobertura. ¿Cuál es la cobertura de </w:t>
+      </w:r>
+      <w:proofErr w:type="spellStart"/>
+      <w:r>
+        <w:rPr>
+          <w:b/>
+          <w:bCs/>
+        </w:rPr>
+        <w:t>condiciones+decisiones</w:t>
+      </w:r>
+      <w:proofErr w:type="spellEnd"/>
+      <w:r>
+        <w:rPr>
+          <w:b/>
+          <w:bCs/>
+        </w:rPr>
+        <w:t xml:space="preserve"> a nivel de proyecto? Haz lo necesario para conseguir un 100% de cobertura (a nivel de proyecto) de decisiones + condiciones. Viendo el informe, ¿cuántos </w:t>
+      </w:r>
+      <w:proofErr w:type="spellStart"/>
+      <w:r>
+        <w:rPr>
+          <w:b/>
+          <w:bCs/>
+        </w:rPr>
+        <w:t>tests</w:t>
+      </w:r>
+      <w:proofErr w:type="spellEnd"/>
+      <w:r>
+        <w:rPr>
+          <w:b/>
+          <w:bCs/>
+        </w:rPr>
+        <w:t xml:space="preserve"> como máximo te harán falta para eso?</w:t>
+      </w:r>
+    </w:p>
+    <w:p>
+      <w:pPr>
+        <w:rPr>
+          <w:b/>
+          <w:bCs/>
+        </w:rPr>
+      </w:pPr>
+      <w:r>
+        <w:rPr>
+          <w:b/>
+          <w:bCs/>
+          <w:noProof/>
         </w:rPr>
         <w:drawing>
           <wp:inline distT="0" distB="0" distL="0" distR="0" wp14:anchorId="3C14C909" wp14:editId="4D2C80FA">
@@ -1012,19 +1912,26 @@
         <w:t>condiciones</w:t>
       </w:r>
       <w:r>
-        <w:t xml:space="preserve"> (</w:t>
-      </w:r>
-      <w:r>
-        <w:t>si los puntos de decisión if for</w:t>
-      </w:r>
+        <w:t xml:space="preserve"> (si los puntos de decisión </w:t>
+      </w:r>
+      <w:proofErr w:type="spellStart"/>
+      <w:r>
+        <w:t>if</w:t>
+      </w:r>
+      <w:proofErr w:type="spellEnd"/>
       <w:r>
         <w:t xml:space="preserve"> </w:t>
       </w:r>
-      <w:r>
-        <w:t>se evalúan a t o f</w:t>
-      </w:r>
-      <w:r>
-        <w:t>).</w:t>
+      <w:proofErr w:type="spellStart"/>
+      <w:r>
+        <w:t>for</w:t>
+      </w:r>
+      <w:proofErr w:type="spellEnd"/>
+      <w:r>
+        <w:t xml:space="preserve"> </w:t>
+      </w:r>
+      <w:r>
+        <w:t>se evalúan a t o f).</w:t>
       </w:r>
     </w:p>
     <w:p>
@@ -1047,8 +1954,29 @@
         <w:spacing w:after="0"/>
       </w:pPr>
       <w:r>
-        <w:t>proyecto: 67% (Branches q no han sifo missed</w:t>
-      </w:r>
+        <w:t>proyecto: 67% (</w:t>
+      </w:r>
+      <w:proofErr w:type="spellStart"/>
+      <w:r>
+        <w:t>Branches</w:t>
+      </w:r>
+      <w:proofErr w:type="spellEnd"/>
+      <w:r>
+        <w:t xml:space="preserve"> q no han </w:t>
+      </w:r>
+      <w:proofErr w:type="spellStart"/>
+      <w:r>
+        <w:t>sifo</w:t>
+      </w:r>
+      <w:proofErr w:type="spellEnd"/>
+      <w:r>
+        <w:t xml:space="preserve"> </w:t>
+      </w:r>
+      <w:proofErr w:type="spellStart"/>
+      <w:r>
+        <w:t>missed</w:t>
+      </w:r>
+      <w:proofErr w:type="spellEnd"/>
       <w:r>
         <w:t>), 9 ramas sin cubrir de 28 en total.</w:t>
       </w:r>
@@ -1062,11 +1990,32 @@
       <w:pPr>
         <w:ind w:firstLine="708"/>
       </w:pPr>
-      <w:r>
-        <w:t>Cxty = 18, missed = 9, hay 9 caminos que no han sido ejecutados</w:t>
-      </w:r>
-      <w:r>
-        <w:t>, como máximo serán 9 tests adicionales para cubrir el 100%</w:t>
+      <w:proofErr w:type="spellStart"/>
+      <w:r>
+        <w:t>Cxty</w:t>
+      </w:r>
+      <w:proofErr w:type="spellEnd"/>
+      <w:r>
+        <w:t xml:space="preserve"> = 18, </w:t>
+      </w:r>
+      <w:proofErr w:type="spellStart"/>
+      <w:r>
+        <w:t>missed</w:t>
+      </w:r>
+      <w:proofErr w:type="spellEnd"/>
+      <w:r>
+        <w:t xml:space="preserve"> = 9, hay 9 caminos que no han sido ejecutados</w:t>
+      </w:r>
+      <w:r>
+        <w:t xml:space="preserve">, como máximo serán 9 </w:t>
+      </w:r>
+      <w:proofErr w:type="spellStart"/>
+      <w:r>
+        <w:t>tests</w:t>
+      </w:r>
+      <w:proofErr w:type="spellEnd"/>
+      <w:r>
+        <w:t xml:space="preserve"> adicionales para cubrir el 100%</w:t>
       </w:r>
     </w:p>
     <w:p>
@@ -1096,7 +2045,23 @@
           <w:b/>
           <w:bCs/>
         </w:rPr>
-        <w:t>Construye el proyecto y visualiza el informe de cobertura. Razona por qué todos los valores de cobertura para el método countValues es cero.</w:t>
+        <w:t xml:space="preserve">Construye el proyecto y visualiza el informe de cobertura. Razona por qué todos los valores de cobertura para el método </w:t>
+      </w:r>
+      <w:proofErr w:type="spellStart"/>
+      <w:r>
+        <w:rPr>
+          <w:b/>
+          <w:bCs/>
+        </w:rPr>
+        <w:t>countValues</w:t>
+      </w:r>
+      <w:proofErr w:type="spellEnd"/>
+      <w:r>
+        <w:rPr>
+          <w:b/>
+          <w:bCs/>
+        </w:rPr>
+        <w:t xml:space="preserve"> es cero.</w:t>
       </w:r>
     </w:p>
     <w:p>
@@ -1105,10 +2070,55 @@
       </w:pPr>
       <w:r>
         <w:lastRenderedPageBreak/>
-        <w:t>Nadie de la clase sample llama a countvalues, y los tests de integración están probando maxValues q solo llama a idValid</w:t>
-      </w:r>
-      <w:r>
-        <w:t>, por eso countValues tiene un 0% de cobertura.</w:t>
+        <w:t xml:space="preserve">Nadie de la clase </w:t>
+      </w:r>
+      <w:proofErr w:type="spellStart"/>
+      <w:r>
+        <w:t>sample</w:t>
+      </w:r>
+      <w:proofErr w:type="spellEnd"/>
+      <w:r>
+        <w:t xml:space="preserve"> llama a </w:t>
+      </w:r>
+      <w:proofErr w:type="spellStart"/>
+      <w:r>
+        <w:t>countvalues</w:t>
+      </w:r>
+      <w:proofErr w:type="spellEnd"/>
+      <w:r>
+        <w:t xml:space="preserve">, y los </w:t>
+      </w:r>
+      <w:proofErr w:type="spellStart"/>
+      <w:r>
+        <w:t>tests</w:t>
+      </w:r>
+      <w:proofErr w:type="spellEnd"/>
+      <w:r>
+        <w:t xml:space="preserve"> de integración están probando </w:t>
+      </w:r>
+      <w:proofErr w:type="spellStart"/>
+      <w:r>
+        <w:t>maxValues</w:t>
+      </w:r>
+      <w:proofErr w:type="spellEnd"/>
+      <w:r>
+        <w:t xml:space="preserve"> q solo llama a </w:t>
+      </w:r>
+      <w:proofErr w:type="spellStart"/>
+      <w:r>
+        <w:t>idValid</w:t>
+      </w:r>
+      <w:proofErr w:type="spellEnd"/>
+      <w:r>
+        <w:t xml:space="preserve">, por eso </w:t>
+      </w:r>
+      <w:proofErr w:type="spellStart"/>
+      <w:r>
+        <w:t>countValues</w:t>
+      </w:r>
+      <w:proofErr w:type="spellEnd"/>
+      <w:r>
+        <w:t xml:space="preserve"> tiene un 0% de cobertura.</w:t>
       </w:r>
     </w:p>
     <w:p/>
@@ -1118,7 +2128,183 @@
           <w:b/>
           <w:bCs/>
         </w:rPr>
-        <w:t>Añade un nuevo tests de integración para maxValue(), en concreto usa como entrada un array con valor null. El resultado esperado también debe ser null. Ejecuta de nuevo los tests de integración. Verás que se detecta un error. Puedes comprobar que la causa del error es una de las que comentamos en clase de teoría (malentendido sobre la interfaz), ya que al hacer las pruebas unitarias sobre isValid() se ha asumido que nunca vamos a tener como entrada un valor null. Depura el error y ejecuta la fase verify desde la ventana de maven (fíjate que en este caso vas a ejecutar primero los tests unitarios y a continuación los tests de integración, y vas a obtener dos informes de cobertura asociados a cada uno de ellos.</w:t>
+        <w:t xml:space="preserve">Añade un nuevo </w:t>
+      </w:r>
+      <w:proofErr w:type="spellStart"/>
+      <w:r>
+        <w:rPr>
+          <w:b/>
+          <w:bCs/>
+        </w:rPr>
+        <w:t>tests</w:t>
+      </w:r>
+      <w:proofErr w:type="spellEnd"/>
+      <w:r>
+        <w:rPr>
+          <w:b/>
+          <w:bCs/>
+        </w:rPr>
+        <w:t xml:space="preserve"> de integración para </w:t>
+      </w:r>
+      <w:proofErr w:type="spellStart"/>
+      <w:r>
+        <w:rPr>
+          <w:b/>
+          <w:bCs/>
+        </w:rPr>
+        <w:t>maxValue</w:t>
+      </w:r>
+      <w:proofErr w:type="spellEnd"/>
+      <w:r>
+        <w:rPr>
+          <w:b/>
+          <w:bCs/>
+        </w:rPr>
+        <w:t xml:space="preserve">(), en concreto usa como entrada un array con valor </w:t>
+      </w:r>
+      <w:proofErr w:type="spellStart"/>
+      <w:r>
+        <w:rPr>
+          <w:b/>
+          <w:bCs/>
+        </w:rPr>
+        <w:t>null</w:t>
+      </w:r>
+      <w:proofErr w:type="spellEnd"/>
+      <w:r>
+        <w:rPr>
+          <w:b/>
+          <w:bCs/>
+        </w:rPr>
+        <w:t xml:space="preserve">. El resultado esperado también debe ser </w:t>
+      </w:r>
+      <w:proofErr w:type="spellStart"/>
+      <w:r>
+        <w:rPr>
+          <w:b/>
+          <w:bCs/>
+        </w:rPr>
+        <w:t>null</w:t>
+      </w:r>
+      <w:proofErr w:type="spellEnd"/>
+      <w:r>
+        <w:rPr>
+          <w:b/>
+          <w:bCs/>
+        </w:rPr>
+        <w:t xml:space="preserve">. Ejecuta de nuevo los </w:t>
+      </w:r>
+      <w:proofErr w:type="spellStart"/>
+      <w:r>
+        <w:rPr>
+          <w:b/>
+          <w:bCs/>
+        </w:rPr>
+        <w:t>tests</w:t>
+      </w:r>
+      <w:proofErr w:type="spellEnd"/>
+      <w:r>
+        <w:rPr>
+          <w:b/>
+          <w:bCs/>
+        </w:rPr>
+        <w:t xml:space="preserve"> de integración. Verás que se detecta un error. Puedes comprobar que la causa del error es una de las que comentamos en clase de teoría (malentendido sobre la interfaz), ya que al hacer las pruebas unitarias sobre </w:t>
+      </w:r>
+      <w:proofErr w:type="spellStart"/>
+      <w:r>
+        <w:rPr>
+          <w:b/>
+          <w:bCs/>
+        </w:rPr>
+        <w:t>isValid</w:t>
+      </w:r>
+      <w:proofErr w:type="spellEnd"/>
+      <w:r>
+        <w:rPr>
+          <w:b/>
+          <w:bCs/>
+        </w:rPr>
+        <w:t xml:space="preserve">() se ha asumido que nunca vamos a tener como entrada un valor </w:t>
+      </w:r>
+      <w:proofErr w:type="spellStart"/>
+      <w:r>
+        <w:rPr>
+          <w:b/>
+          <w:bCs/>
+        </w:rPr>
+        <w:t>null</w:t>
+      </w:r>
+      <w:proofErr w:type="spellEnd"/>
+      <w:r>
+        <w:rPr>
+          <w:b/>
+          <w:bCs/>
+        </w:rPr>
+        <w:t xml:space="preserve">. Depura el error y ejecuta la fase </w:t>
+      </w:r>
+      <w:proofErr w:type="spellStart"/>
+      <w:r>
+        <w:rPr>
+          <w:b/>
+          <w:bCs/>
+        </w:rPr>
+        <w:t>verify</w:t>
+      </w:r>
+      <w:proofErr w:type="spellEnd"/>
+      <w:r>
+        <w:rPr>
+          <w:b/>
+          <w:bCs/>
+        </w:rPr>
+        <w:t xml:space="preserve"> desde la ventana de </w:t>
+      </w:r>
+      <w:proofErr w:type="spellStart"/>
+      <w:r>
+        <w:rPr>
+          <w:b/>
+          <w:bCs/>
+        </w:rPr>
+        <w:t>maven</w:t>
+      </w:r>
+      <w:proofErr w:type="spellEnd"/>
+      <w:r>
+        <w:rPr>
+          <w:b/>
+          <w:bCs/>
+        </w:rPr>
+        <w:t xml:space="preserve"> (fíjate que en este caso vas a ejecutar primero los </w:t>
+      </w:r>
+      <w:proofErr w:type="spellStart"/>
+      <w:r>
+        <w:rPr>
+          <w:b/>
+          <w:bCs/>
+        </w:rPr>
+        <w:t>tests</w:t>
+      </w:r>
+      <w:proofErr w:type="spellEnd"/>
+      <w:r>
+        <w:rPr>
+          <w:b/>
+          <w:bCs/>
+        </w:rPr>
+        <w:t xml:space="preserve"> unitarios y a continuación los </w:t>
+      </w:r>
+      <w:proofErr w:type="spellStart"/>
+      <w:r>
+        <w:rPr>
+          <w:b/>
+          <w:bCs/>
+        </w:rPr>
+        <w:t>tests</w:t>
+      </w:r>
+      <w:proofErr w:type="spellEnd"/>
+      <w:r>
+        <w:rPr>
+          <w:b/>
+          <w:bCs/>
+        </w:rPr>
+        <w:t xml:space="preserve"> de integración, y vas a obtener dos informes de cobertura asociados a cada uno de ellos.</w:t>
       </w:r>
       <w:r>
         <w:t xml:space="preserve"> </w:t>
@@ -1129,22 +2315,56 @@
         <w:ind w:firstLine="708"/>
       </w:pPr>
       <w:r>
-        <w:t>Se ha añadido una comprobación de que no sea null data.</w:t>
-      </w:r>
-    </w:p>
-    <w:p>
-      <w:pPr>
-        <w:rPr>
-          <w:b/>
-          <w:bCs/>
-        </w:rPr>
-      </w:pPr>
-      <w:r>
-        <w:rPr>
-          <w:b/>
-          <w:bCs/>
-        </w:rPr>
-        <w:t>¿Por qué ahora los tests unitarios no generan un informe con un 100% de cobertura de</w:t>
+        <w:t xml:space="preserve">Se ha añadido una comprobación de que no sea </w:t>
+      </w:r>
+      <w:proofErr w:type="spellStart"/>
+      <w:r>
+        <w:t>null</w:t>
+      </w:r>
+      <w:proofErr w:type="spellEnd"/>
+      <w:r>
+        <w:t xml:space="preserve"> data.</w:t>
+      </w:r>
+    </w:p>
+    <w:p>
+      <w:r>
+        <w:rPr>
+          <w:b/>
+          <w:bCs/>
+        </w:rPr>
+        <w:t xml:space="preserve">¿Por qué ahora los </w:t>
+      </w:r>
+      <w:proofErr w:type="spellStart"/>
+      <w:r>
+        <w:rPr>
+          <w:b/>
+          <w:bCs/>
+        </w:rPr>
+        <w:t>tests</w:t>
+      </w:r>
+      <w:proofErr w:type="spellEnd"/>
+      <w:r>
+        <w:rPr>
+          <w:b/>
+          <w:bCs/>
+        </w:rPr>
+        <w:t xml:space="preserve"> unitarios no generan un informe con un 100% de cobertura de </w:t>
+      </w:r>
+      <w:proofErr w:type="spellStart"/>
+      <w:r>
+        <w:rPr>
+          <w:b/>
+          <w:bCs/>
+        </w:rPr>
+        <w:t>branches</w:t>
+      </w:r>
+      <w:proofErr w:type="spellEnd"/>
+      <w:r>
+        <w:rPr>
+          <w:b/>
+          <w:bCs/>
+        </w:rPr>
+        <w:t>?</w:t>
       </w:r>
       <w:r>
         <w:rPr>
@@ -1154,24 +2374,1485 @@
         <w:t xml:space="preserve"> </w:t>
       </w:r>
       <w:r>
-        <w:rPr>
-          <w:b/>
-          <w:bCs/>
-        </w:rPr>
-        <w:t>branches?</w:t>
-      </w:r>
-      <w:r>
-        <w:rPr>
-          <w:b/>
-          <w:bCs/>
-        </w:rPr>
+        <w:t xml:space="preserve">Porque </w:t>
+      </w:r>
+      <w:r>
+        <w:t xml:space="preserve">no incluyen ningún caso de prueba con </w:t>
+      </w:r>
+      <w:proofErr w:type="spellStart"/>
+      <w:r>
+        <w:t>null</w:t>
+      </w:r>
+      <w:proofErr w:type="spellEnd"/>
+      <w:r>
+        <w:t>, ósea esa rama se queda sin visitar.</w:t>
+      </w:r>
+    </w:p>
+    <w:p/>
+    <w:p>
+      <w:pPr>
+        <w:jc w:val="both"/>
+        <w:rPr>
+          <w:b/>
+          <w:bCs/>
+        </w:rPr>
+      </w:pPr>
+      <w:r>
+        <w:rPr>
+          <w:b/>
+          <w:bCs/>
+        </w:rPr>
+        <w:t xml:space="preserve">EJERCICIO </w:t>
+      </w:r>
+      <w:r>
+        <w:rPr>
+          <w:b/>
+          <w:bCs/>
+        </w:rPr>
+        <w:t>2</w:t>
+      </w:r>
+    </w:p>
+    <w:p>
+      <w:pPr>
+        <w:jc w:val="both"/>
+        <w:rPr>
+          <w:b/>
+          <w:bCs/>
+        </w:rPr>
+      </w:pPr>
+      <w:r>
+        <w:rPr>
+          <w:b/>
+          <w:bCs/>
+          <w:noProof/>
+        </w:rPr>
+        <w:drawing>
+          <wp:inline distT="0" distB="0" distL="0" distR="0" wp14:anchorId="5CD25501" wp14:editId="3812EA4D">
+            <wp:extent cx="5400040" cy="775335"/>
+            <wp:effectExtent l="0" t="0" r="0" b="5715"/>
+            <wp:docPr id="965822036" name="Imagen 1"/>
+            <wp:cNvGraphicFramePr>
+              <a:graphicFrameLocks xmlns:a="http://schemas.openxmlformats.org/drawingml/2006/main" noChangeAspect="1"/>
+            </wp:cNvGraphicFramePr>
+            <a:graphic xmlns:a="http://schemas.openxmlformats.org/drawingml/2006/main">
+              <a:graphicData uri="http://schemas.openxmlformats.org/drawingml/2006/picture">
+                <pic:pic xmlns:pic="http://schemas.openxmlformats.org/drawingml/2006/picture">
+                  <pic:nvPicPr>
+                    <pic:cNvPr id="965822036" name=""/>
+                    <pic:cNvPicPr/>
+                  </pic:nvPicPr>
+                  <pic:blipFill>
+                    <a:blip r:embed="rId9"/>
+                    <a:stretch>
+                      <a:fillRect/>
+                    </a:stretch>
+                  </pic:blipFill>
+                  <pic:spPr>
+                    <a:xfrm>
+                      <a:off x="0" y="0"/>
+                      <a:ext cx="5400040" cy="775335"/>
+                    </a:xfrm>
+                    <a:prstGeom prst="rect">
+                      <a:avLst/>
+                    </a:prstGeom>
+                  </pic:spPr>
+                </pic:pic>
+              </a:graphicData>
+            </a:graphic>
+          </wp:inline>
+        </w:drawing>
+      </w:r>
+    </w:p>
+    <w:p>
+      <w:pPr>
+        <w:jc w:val="both"/>
+        <w:rPr>
+          <w:b/>
+          <w:bCs/>
+        </w:rPr>
+      </w:pPr>
+      <w:r>
+        <w:rPr>
+          <w:b/>
+          <w:bCs/>
+        </w:rPr>
+        <w:t xml:space="preserve">• Justifica el valor de cobertura de </w:t>
+      </w:r>
+      <w:proofErr w:type="spellStart"/>
+      <w:r>
+        <w:rPr>
+          <w:b/>
+          <w:bCs/>
+        </w:rPr>
+        <w:t>branches</w:t>
+      </w:r>
+      <w:proofErr w:type="spellEnd"/>
+      <w:r>
+        <w:rPr>
+          <w:b/>
+          <w:bCs/>
+        </w:rPr>
+        <w:t xml:space="preserve"> para la clase ppss.ejercicio2.MyClass.</w:t>
+      </w:r>
+    </w:p>
+    <w:p>
+      <w:pPr>
+        <w:jc w:val="both"/>
+      </w:pPr>
+      <w:r>
+        <w:rPr>
+          <w:b/>
+          <w:bCs/>
+        </w:rPr>
+        <w:tab/>
+      </w:r>
+      <w:r>
+        <w:t>ppss.ejercicio2.MyClas</w:t>
+      </w:r>
+      <w:r>
+        <w:t xml:space="preserve">s tiene el valor de cobertura n/a porque no tiene estructuras lógicas, no hay ramas por las que ir por lo que </w:t>
+      </w:r>
+      <w:proofErr w:type="spellStart"/>
+      <w:r>
+        <w:t>jacoco</w:t>
+      </w:r>
+      <w:proofErr w:type="spellEnd"/>
+      <w:r>
+        <w:t xml:space="preserve"> pone que calcular las ramas no aplica.</w:t>
+      </w:r>
+    </w:p>
+    <w:p>
+      <w:pPr>
+        <w:jc w:val="both"/>
+      </w:pPr>
+    </w:p>
+    <w:p>
+      <w:pPr>
+        <w:jc w:val="both"/>
+        <w:rPr>
+          <w:b/>
+          <w:bCs/>
+        </w:rPr>
+      </w:pPr>
+      <w:r>
+        <w:rPr>
+          <w:b/>
+          <w:bCs/>
+        </w:rPr>
+        <w:t xml:space="preserve">• Explica por qué el valor de cobertura de </w:t>
+      </w:r>
+      <w:proofErr w:type="spellStart"/>
+      <w:r>
+        <w:rPr>
+          <w:b/>
+          <w:bCs/>
+        </w:rPr>
+        <w:t>branches</w:t>
+      </w:r>
+      <w:proofErr w:type="spellEnd"/>
+      <w:r>
+        <w:rPr>
+          <w:b/>
+          <w:bCs/>
+        </w:rPr>
+        <w:t xml:space="preserve"> para la clase ppss.ejercicio2.Lock es del 100%, a pesar de que no todos sus métodos tienen también el valor 100%.</w:t>
+      </w:r>
+    </w:p>
+    <w:p>
+      <w:pPr>
+        <w:jc w:val="both"/>
+      </w:pPr>
+      <w:r>
+        <w:tab/>
+        <w:t xml:space="preserve">Porque </w:t>
+      </w:r>
+      <w:r>
+        <w:t>aunque haya pasado por todas las ramas posibles, la clase tiene métodos que no tienen estructuras de control y que no se han ejecutado.</w:t>
+      </w:r>
+    </w:p>
+    <w:p>
+      <w:pPr>
+        <w:jc w:val="both"/>
+        <w:rPr>
+          <w:b/>
+          <w:bCs/>
+        </w:rPr>
+      </w:pPr>
+      <w:r>
+        <w:rPr>
+          <w:b/>
+          <w:bCs/>
+        </w:rPr>
+        <w:lastRenderedPageBreak/>
+        <w:t xml:space="preserve">• Observa también que para la clase ppss.ejercicio2.Lock la cobertura de líneas es del 72,7% mientras que la cobertura de </w:t>
+      </w:r>
+      <w:proofErr w:type="spellStart"/>
+      <w:r>
+        <w:rPr>
+          <w:b/>
+          <w:bCs/>
+        </w:rPr>
+        <w:t>branches</w:t>
+      </w:r>
+      <w:proofErr w:type="spellEnd"/>
+      <w:r>
+        <w:rPr>
+          <w:b/>
+          <w:bCs/>
+        </w:rPr>
+        <w:t xml:space="preserve"> es del 100% ¿cómo es eso posible?</w:t>
+      </w:r>
+    </w:p>
+    <w:p>
+      <w:r>
+        <w:rPr>
+          <w:b/>
+          <w:bCs/>
+        </w:rPr>
+        <w:tab/>
+      </w:r>
+      <w:r>
+        <w:t>Como en la pregunta anterior las líneas que no se han ejecutado no eran estructuras condicionales.</w:t>
+      </w:r>
+    </w:p>
+    <w:p>
+      <w:pPr>
+        <w:rPr>
+          <w:b/>
+          <w:bCs/>
+        </w:rPr>
+      </w:pPr>
+      <w:r>
+        <w:rPr>
+          <w:b/>
+          <w:bCs/>
+        </w:rPr>
+        <w:t xml:space="preserve">72,7%: </w:t>
+      </w:r>
+    </w:p>
+    <w:p>
+      <w:r>
+        <w:t xml:space="preserve">Lines = 11; </w:t>
+      </w:r>
+      <w:proofErr w:type="spellStart"/>
+      <w:r>
+        <w:t>Missed</w:t>
+      </w:r>
+      <w:proofErr w:type="spellEnd"/>
+      <w:r>
+        <w:t xml:space="preserve"> = 3 -&gt; 11 totales – 3 perdidas = 8 ejecutadas -&gt; 8/11 = 0,7272</w:t>
+      </w:r>
+    </w:p>
+    <w:p/>
+    <w:p>
+      <w:pPr>
+        <w:jc w:val="both"/>
+        <w:rPr>
+          <w:b/>
+          <w:bCs/>
+        </w:rPr>
+      </w:pPr>
+      <w:r>
+        <w:rPr>
+          <w:b/>
+          <w:bCs/>
+        </w:rPr>
+        <w:t xml:space="preserve">EJERCICIO </w:t>
+      </w:r>
+      <w:r>
+        <w:rPr>
+          <w:b/>
+          <w:bCs/>
+        </w:rPr>
+        <w:t>3</w:t>
+      </w:r>
+    </w:p>
+    <w:p>
+      <w:pPr>
+        <w:jc w:val="both"/>
+        <w:rPr>
+          <w:b/>
+          <w:bCs/>
+        </w:rPr>
+      </w:pPr>
+      <w:r>
+        <w:rPr>
+          <w:b/>
+          <w:bCs/>
+        </w:rPr>
+        <w:t>B)</w:t>
+      </w:r>
+    </w:p>
+    <w:p>
+      <w:pPr>
+        <w:jc w:val="both"/>
+        <w:rPr>
+          <w:b/>
+          <w:bCs/>
+        </w:rPr>
+      </w:pPr>
+      <w:r>
+        <w:rPr>
+          <w:b/>
+          <w:bCs/>
+        </w:rPr>
+        <w:t>Observa los valores obtenidos a nivel de proyecto y paquete. Tienes que tener claro cómo se obtienen dichos valores. Fíjate también en los valores de CC obtenidos a nivel de paquete y clase.</w:t>
+      </w:r>
+    </w:p>
+    <w:p>
+      <w:pPr>
+        <w:jc w:val="both"/>
+        <w:rPr>
+          <w:b/>
+          <w:bCs/>
+        </w:rPr>
+      </w:pPr>
+      <w:r>
+        <w:rPr>
+          <w:b/>
+          <w:bCs/>
+          <w:noProof/>
+        </w:rPr>
+        <w:drawing>
+          <wp:inline distT="0" distB="0" distL="0" distR="0" wp14:anchorId="57A477B7" wp14:editId="0E4CA451">
+            <wp:extent cx="5400040" cy="539750"/>
+            <wp:effectExtent l="0" t="0" r="0" b="0"/>
+            <wp:docPr id="2011487116" name="Imagen 1"/>
+            <wp:cNvGraphicFramePr>
+              <a:graphicFrameLocks xmlns:a="http://schemas.openxmlformats.org/drawingml/2006/main" noChangeAspect="1"/>
+            </wp:cNvGraphicFramePr>
+            <a:graphic xmlns:a="http://schemas.openxmlformats.org/drawingml/2006/main">
+              <a:graphicData uri="http://schemas.openxmlformats.org/drawingml/2006/picture">
+                <pic:pic xmlns:pic="http://schemas.openxmlformats.org/drawingml/2006/picture">
+                  <pic:nvPicPr>
+                    <pic:cNvPr id="2011487116" name=""/>
+                    <pic:cNvPicPr/>
+                  </pic:nvPicPr>
+                  <pic:blipFill>
+                    <a:blip r:embed="rId10"/>
+                    <a:stretch>
+                      <a:fillRect/>
+                    </a:stretch>
+                  </pic:blipFill>
+                  <pic:spPr>
+                    <a:xfrm>
+                      <a:off x="0" y="0"/>
+                      <a:ext cx="5400040" cy="539750"/>
+                    </a:xfrm>
+                    <a:prstGeom prst="rect">
+                      <a:avLst/>
+                    </a:prstGeom>
+                  </pic:spPr>
+                </pic:pic>
+              </a:graphicData>
+            </a:graphic>
+          </wp:inline>
+        </w:drawing>
+      </w:r>
+    </w:p>
+    <w:p>
+      <w:pPr>
+        <w:jc w:val="both"/>
+      </w:pPr>
+      <w:r>
+        <w:t xml:space="preserve">0 cobertura porque solo hicimos unos </w:t>
+      </w:r>
+      <w:proofErr w:type="spellStart"/>
+      <w:r>
+        <w:t>assertTrue</w:t>
+      </w:r>
+      <w:proofErr w:type="spellEnd"/>
+      <w:r>
+        <w:t>.</w:t>
+      </w:r>
+    </w:p>
+    <w:p>
+      <w:pPr>
+        <w:jc w:val="both"/>
+      </w:pPr>
+    </w:p>
+    <w:p>
+      <w:pPr>
+        <w:jc w:val="both"/>
+        <w:rPr>
+          <w:b/>
+          <w:bCs/>
+        </w:rPr>
+      </w:pPr>
+      <w:r>
+        <w:rPr>
+          <w:b/>
+          <w:bCs/>
+        </w:rPr>
+        <w:t>C)</w:t>
+      </w:r>
+    </w:p>
+    <w:p>
+      <w:pPr>
+        <w:jc w:val="both"/>
+      </w:pPr>
+      <w:r>
+        <w:rPr>
+          <w:b/>
+          <w:bCs/>
+        </w:rPr>
+        <w:t xml:space="preserve">Comprueba que el proyecto </w:t>
+      </w:r>
+      <w:proofErr w:type="spellStart"/>
+      <w:r>
+        <w:rPr>
+          <w:b/>
+          <w:bCs/>
+        </w:rPr>
+        <w:t>matriculacion-dao</w:t>
+      </w:r>
+      <w:proofErr w:type="spellEnd"/>
+      <w:r>
+        <w:rPr>
+          <w:b/>
+          <w:bCs/>
+        </w:rPr>
+        <w:t xml:space="preserve"> también ejecuta las clases de </w:t>
+      </w:r>
+      <w:proofErr w:type="spellStart"/>
+      <w:r>
+        <w:rPr>
+          <w:b/>
+          <w:bCs/>
+        </w:rPr>
+        <w:t>matriculacion-comun</w:t>
+      </w:r>
+      <w:proofErr w:type="spellEnd"/>
+      <w:r>
+        <w:rPr>
+          <w:b/>
+          <w:bCs/>
+        </w:rPr>
+        <w:t xml:space="preserve">, sin embargo no aparecen en el informe (es obvio porque los ejecutables de </w:t>
+      </w:r>
+      <w:proofErr w:type="spellStart"/>
+      <w:r>
+        <w:rPr>
+          <w:b/>
+          <w:bCs/>
+        </w:rPr>
+        <w:t>matriculacion.comun</w:t>
+      </w:r>
+      <w:proofErr w:type="spellEnd"/>
+      <w:r>
+        <w:rPr>
+          <w:b/>
+          <w:bCs/>
+        </w:rPr>
+        <w:t xml:space="preserve"> no están instrumentados).</w:t>
+      </w:r>
+    </w:p>
+    <w:p>
+      <w:pPr>
+        <w:jc w:val="both"/>
+      </w:pPr>
+      <w:r>
+        <w:t xml:space="preserve">El </w:t>
+      </w:r>
+      <w:r>
+        <w:t xml:space="preserve">proyecto ejecuta las clases de </w:t>
+      </w:r>
+      <w:proofErr w:type="spellStart"/>
+      <w:r>
+        <w:t>matriculacion-comun</w:t>
+      </w:r>
+      <w:proofErr w:type="spellEnd"/>
+      <w:r>
+        <w:t xml:space="preserve"> porque las necesita para funcionar, pero no aparecen en el informe de cobertura de </w:t>
+      </w:r>
+      <w:proofErr w:type="spellStart"/>
+      <w:r>
+        <w:t>matriculacion-dao</w:t>
+      </w:r>
+      <w:proofErr w:type="spellEnd"/>
+      <w:r>
+        <w:t xml:space="preserve"> porque </w:t>
+      </w:r>
+      <w:proofErr w:type="spellStart"/>
+      <w:r>
+        <w:t>JaCoCo</w:t>
+      </w:r>
+      <w:proofErr w:type="spellEnd"/>
+      <w:r>
+        <w:t xml:space="preserve"> no les ha inyectado los contadores de seguimiento al pertenecer a un módulo externo independiente</w:t>
+      </w:r>
+      <w:r>
+        <w:t xml:space="preserve"> ya q </w:t>
+      </w:r>
+      <w:proofErr w:type="spellStart"/>
+      <w:r>
+        <w:t>jacoco</w:t>
+      </w:r>
+      <w:proofErr w:type="spellEnd"/>
+      <w:r>
         <w:t xml:space="preserve"> </w:t>
       </w:r>
-      <w:r>
-        <w:t xml:space="preserve">Porque </w:t>
-      </w:r>
-      <w:r>
-        <w:t>no incluyen ningún caso de prueba con null, ósea esa rama se queda sin visitar.</w:t>
+      <w:proofErr w:type="spellStart"/>
+      <w:r>
+        <w:t>esta</w:t>
+      </w:r>
+      <w:proofErr w:type="spellEnd"/>
+      <w:r>
+        <w:t xml:space="preserve"> en el </w:t>
+      </w:r>
+      <w:proofErr w:type="spellStart"/>
+      <w:r>
+        <w:t>pom</w:t>
+      </w:r>
+      <w:proofErr w:type="spellEnd"/>
+      <w:r>
+        <w:t xml:space="preserve"> de </w:t>
+      </w:r>
+      <w:proofErr w:type="spellStart"/>
+      <w:r>
+        <w:t>dao</w:t>
+      </w:r>
+      <w:proofErr w:type="spellEnd"/>
+      <w:r>
+        <w:t>.</w:t>
+      </w:r>
+    </w:p>
+    <w:p>
+      <w:pPr>
+        <w:jc w:val="both"/>
+        <w:rPr>
+          <w:b/>
+          <w:bCs/>
+        </w:rPr>
+      </w:pPr>
+    </w:p>
+    <w:p>
+      <w:pPr>
+        <w:jc w:val="both"/>
+        <w:rPr>
+          <w:b/>
+          <w:bCs/>
+        </w:rPr>
+      </w:pPr>
+      <w:r>
+        <w:rPr>
+          <w:b/>
+          <w:bCs/>
+        </w:rPr>
+        <w:t>D)</w:t>
+      </w:r>
+    </w:p>
+    <w:p>
+      <w:pPr>
+        <w:jc w:val="both"/>
+        <w:rPr>
+          <w:b/>
+          <w:bCs/>
+        </w:rPr>
+      </w:pPr>
+      <w:r>
+        <w:rPr>
+          <w:b/>
+          <w:bCs/>
+        </w:rPr>
+        <w:t xml:space="preserve">Dado que tenemos un proyecto </w:t>
+      </w:r>
+      <w:proofErr w:type="spellStart"/>
+      <w:r>
+        <w:rPr>
+          <w:b/>
+          <w:bCs/>
+        </w:rPr>
+        <w:t>multimódulo</w:t>
+      </w:r>
+      <w:proofErr w:type="spellEnd"/>
+      <w:r>
+        <w:rPr>
+          <w:b/>
+          <w:bCs/>
+        </w:rPr>
+        <w:t xml:space="preserve">, vamos a usar la </w:t>
+      </w:r>
+      <w:proofErr w:type="spellStart"/>
+      <w:r>
+        <w:rPr>
+          <w:b/>
+          <w:bCs/>
+        </w:rPr>
+        <w:t>goal</w:t>
+      </w:r>
+      <w:proofErr w:type="spellEnd"/>
+      <w:r>
+        <w:rPr>
+          <w:b/>
+          <w:bCs/>
+        </w:rPr>
+        <w:t xml:space="preserve"> </w:t>
+      </w:r>
+      <w:proofErr w:type="spellStart"/>
+      <w:r>
+        <w:rPr>
+          <w:b/>
+          <w:bCs/>
+        </w:rPr>
+        <w:t>jacoco:report-aggregate</w:t>
+      </w:r>
+      <w:proofErr w:type="spellEnd"/>
+      <w:r>
+        <w:rPr>
+          <w:b/>
+          <w:bCs/>
+        </w:rPr>
+        <w:t xml:space="preserve"> para generar un informe para las dependencias de cada módulo, a partir del mecanismo reactor de </w:t>
+      </w:r>
+      <w:proofErr w:type="spellStart"/>
+      <w:r>
+        <w:rPr>
+          <w:b/>
+          <w:bCs/>
+        </w:rPr>
+        <w:t>maven</w:t>
+      </w:r>
+      <w:proofErr w:type="spellEnd"/>
+      <w:r>
+        <w:rPr>
+          <w:b/>
+          <w:bCs/>
+        </w:rPr>
+        <w:t xml:space="preserve">. (ver https://www.jacoco.org/jacoco/trunk/doc/report-aggregate-mojo.html) Para ello tendrás que comentar el plugin </w:t>
+      </w:r>
+      <w:proofErr w:type="spellStart"/>
+      <w:r>
+        <w:rPr>
+          <w:b/>
+          <w:bCs/>
+        </w:rPr>
+        <w:t>jacoco</w:t>
+      </w:r>
+      <w:proofErr w:type="spellEnd"/>
+      <w:r>
+        <w:rPr>
+          <w:b/>
+          <w:bCs/>
+        </w:rPr>
+        <w:t xml:space="preserve"> del proyecto </w:t>
+      </w:r>
+      <w:proofErr w:type="spellStart"/>
+      <w:r>
+        <w:rPr>
+          <w:b/>
+          <w:bCs/>
+        </w:rPr>
+        <w:t>matriculacion-dao</w:t>
+      </w:r>
+      <w:proofErr w:type="spellEnd"/>
+      <w:r>
+        <w:rPr>
+          <w:b/>
+          <w:bCs/>
+        </w:rPr>
+        <w:t xml:space="preserve"> y configurar el </w:t>
+      </w:r>
+      <w:proofErr w:type="spellStart"/>
+      <w:r>
+        <w:rPr>
+          <w:b/>
+          <w:bCs/>
+        </w:rPr>
+        <w:t>pom</w:t>
+      </w:r>
+      <w:proofErr w:type="spellEnd"/>
+      <w:r>
+        <w:rPr>
+          <w:b/>
+          <w:bCs/>
+        </w:rPr>
+        <w:t xml:space="preserve"> del proyecto </w:t>
+      </w:r>
+      <w:proofErr w:type="spellStart"/>
+      <w:r>
+        <w:rPr>
+          <w:b/>
+          <w:bCs/>
+        </w:rPr>
+        <w:t>matriculacion</w:t>
+      </w:r>
+      <w:proofErr w:type="spellEnd"/>
+      <w:r>
+        <w:rPr>
+          <w:b/>
+          <w:bCs/>
+        </w:rPr>
+        <w:t xml:space="preserve"> para obtener los informes </w:t>
+      </w:r>
+      <w:r>
+        <w:rPr>
+          <w:b/>
+          <w:bCs/>
+        </w:rPr>
+        <w:lastRenderedPageBreak/>
+        <w:t>unitarios, de integración y además el informe agregado (</w:t>
+      </w:r>
+      <w:proofErr w:type="spellStart"/>
+      <w:r>
+        <w:rPr>
+          <w:b/>
+          <w:bCs/>
+        </w:rPr>
+        <w:t>goal</w:t>
+      </w:r>
+      <w:proofErr w:type="spellEnd"/>
+      <w:r>
+        <w:rPr>
+          <w:b/>
+          <w:bCs/>
+        </w:rPr>
+        <w:t xml:space="preserve"> </w:t>
+      </w:r>
+      <w:proofErr w:type="spellStart"/>
+      <w:r>
+        <w:rPr>
+          <w:b/>
+          <w:bCs/>
+        </w:rPr>
+        <w:t>report-aggregate</w:t>
+      </w:r>
+      <w:proofErr w:type="spellEnd"/>
+      <w:r>
+        <w:rPr>
+          <w:b/>
+          <w:bCs/>
+        </w:rPr>
+        <w:t xml:space="preserve">). Si observas la documentación del enlace del apartado anterior, verás que dicha </w:t>
+      </w:r>
+      <w:proofErr w:type="spellStart"/>
+      <w:r>
+        <w:rPr>
+          <w:b/>
+          <w:bCs/>
+        </w:rPr>
+        <w:t>goal</w:t>
+      </w:r>
+      <w:proofErr w:type="spellEnd"/>
+      <w:r>
+        <w:rPr>
+          <w:b/>
+          <w:bCs/>
+        </w:rPr>
+        <w:t xml:space="preserve"> no está asociada por defecto a ninguna fase de </w:t>
+      </w:r>
+      <w:proofErr w:type="spellStart"/>
+      <w:r>
+        <w:rPr>
+          <w:b/>
+          <w:bCs/>
+        </w:rPr>
+        <w:t>maven</w:t>
+      </w:r>
+      <w:proofErr w:type="spellEnd"/>
+      <w:r>
+        <w:rPr>
+          <w:b/>
+          <w:bCs/>
+        </w:rPr>
+        <w:t xml:space="preserve">. Debes tener claro qué ocurrirá si no la asociamos a ninguna fase, </w:t>
+      </w:r>
+      <w:proofErr w:type="spellStart"/>
+      <w:r>
+        <w:rPr>
+          <w:b/>
+          <w:bCs/>
+        </w:rPr>
+        <w:t>asícomo</w:t>
+      </w:r>
+      <w:proofErr w:type="spellEnd"/>
+      <w:r>
+        <w:rPr>
+          <w:b/>
+          <w:bCs/>
+        </w:rPr>
+        <w:t xml:space="preserve"> a </w:t>
+      </w:r>
+      <w:proofErr w:type="spellStart"/>
+      <w:r>
+        <w:rPr>
+          <w:b/>
+          <w:bCs/>
+        </w:rPr>
+        <w:t>quéfase</w:t>
+      </w:r>
+      <w:proofErr w:type="spellEnd"/>
+      <w:r>
+        <w:rPr>
+          <w:b/>
+          <w:bCs/>
+        </w:rPr>
+        <w:t xml:space="preserve"> deberemos asociarla.</w:t>
+      </w:r>
+    </w:p>
+    <w:p>
+      <w:pPr>
+        <w:ind w:firstLine="708"/>
+        <w:jc w:val="both"/>
+      </w:pPr>
+      <w:r>
+        <w:t xml:space="preserve">Si no se le pone la etiqueta pase  al plugin, el informe agregado no se generará automáticamente al hacer el </w:t>
+      </w:r>
+      <w:proofErr w:type="spellStart"/>
+      <w:r>
+        <w:t>clean</w:t>
+      </w:r>
+      <w:proofErr w:type="spellEnd"/>
+      <w:r>
+        <w:t xml:space="preserve"> </w:t>
+      </w:r>
+      <w:proofErr w:type="spellStart"/>
+      <w:r>
+        <w:t>verify</w:t>
+      </w:r>
+      <w:proofErr w:type="spellEnd"/>
+      <w:r>
+        <w:t xml:space="preserve">, para q se ejecutase habría q hacer </w:t>
+      </w:r>
+      <w:proofErr w:type="spellStart"/>
+      <w:r>
+        <w:t>mvn</w:t>
+      </w:r>
+      <w:proofErr w:type="spellEnd"/>
+      <w:r>
+        <w:t xml:space="preserve"> </w:t>
+      </w:r>
+      <w:proofErr w:type="spellStart"/>
+      <w:r>
+        <w:t>jacoco:report-aggregate</w:t>
+      </w:r>
+      <w:proofErr w:type="spellEnd"/>
+      <w:r>
+        <w:t>.</w:t>
+      </w:r>
+    </w:p>
+    <w:p>
+      <w:pPr>
+        <w:jc w:val="both"/>
+      </w:pPr>
+      <w:r>
+        <w:tab/>
+        <w:t xml:space="preserve">Hay que asociarla a </w:t>
+      </w:r>
+      <w:proofErr w:type="spellStart"/>
+      <w:r>
+        <w:t>verify</w:t>
+      </w:r>
+      <w:proofErr w:type="spellEnd"/>
+      <w:r>
+        <w:t xml:space="preserve"> porque va después de q los </w:t>
+      </w:r>
+      <w:proofErr w:type="spellStart"/>
+      <w:r>
+        <w:t>tests</w:t>
+      </w:r>
+      <w:proofErr w:type="spellEnd"/>
+      <w:r>
+        <w:t xml:space="preserve"> se hayan ejecutado.</w:t>
+      </w:r>
+    </w:p>
+    <w:p>
+      <w:pPr>
+        <w:ind w:firstLine="708"/>
+        <w:jc w:val="both"/>
+      </w:pPr>
+      <w:r>
+        <w:t xml:space="preserve">Esto es lo que pasa al haber modificado el </w:t>
+      </w:r>
+      <w:proofErr w:type="spellStart"/>
+      <w:r>
+        <w:t>pom</w:t>
+      </w:r>
+      <w:proofErr w:type="spellEnd"/>
+      <w:r>
+        <w:t>:</w:t>
+      </w:r>
+    </w:p>
+    <w:p>
+      <w:pPr>
+        <w:jc w:val="both"/>
+        <w:rPr>
+          <w:b/>
+          <w:bCs/>
+        </w:rPr>
+      </w:pPr>
+      <w:r>
+        <w:rPr>
+          <w:b/>
+          <w:bCs/>
+        </w:rPr>
+        <w:t xml:space="preserve">1. Ejecución en cadena de todos los </w:t>
+      </w:r>
+      <w:proofErr w:type="spellStart"/>
+      <w:r>
+        <w:rPr>
+          <w:b/>
+          <w:bCs/>
+        </w:rPr>
+        <w:t>tests</w:t>
+      </w:r>
+      <w:proofErr w:type="spellEnd"/>
+    </w:p>
+    <w:p>
+      <w:pPr>
+        <w:jc w:val="both"/>
+      </w:pPr>
+      <w:r>
+        <w:t>Maven recorrerá uno a uno tus módulos en el orden correcto de dependencias (</w:t>
+      </w:r>
+      <w:proofErr w:type="spellStart"/>
+      <w:r>
+        <w:t>matriculacion-comun</w:t>
+      </w:r>
+      <w:proofErr w:type="spellEnd"/>
+      <w:r>
+        <w:t xml:space="preserve">, </w:t>
+      </w:r>
+      <w:proofErr w:type="spellStart"/>
+      <w:r>
+        <w:t>matriculacion-dao</w:t>
+      </w:r>
+      <w:proofErr w:type="spellEnd"/>
+      <w:r>
+        <w:t>, etc.):</w:t>
+      </w:r>
+    </w:p>
+    <w:p>
+      <w:pPr>
+        <w:numPr>
+          <w:ilvl w:val="0"/>
+          <w:numId w:val="5"/>
+        </w:numPr>
+        <w:jc w:val="both"/>
+      </w:pPr>
+      <w:r>
+        <w:t xml:space="preserve">Pasará los </w:t>
+      </w:r>
+      <w:proofErr w:type="spellStart"/>
+      <w:r>
+        <w:rPr>
+          <w:b/>
+          <w:bCs/>
+        </w:rPr>
+        <w:t>tests</w:t>
+      </w:r>
+      <w:proofErr w:type="spellEnd"/>
+      <w:r>
+        <w:rPr>
+          <w:b/>
+          <w:bCs/>
+        </w:rPr>
+        <w:t xml:space="preserve"> unitarios</w:t>
+      </w:r>
+      <w:r>
+        <w:t xml:space="preserve"> de todos los módulos (fase test vía </w:t>
+      </w:r>
+      <w:proofErr w:type="spellStart"/>
+      <w:r>
+        <w:t>Surefire</w:t>
+      </w:r>
+      <w:proofErr w:type="spellEnd"/>
+      <w:r>
+        <w:t>).</w:t>
+      </w:r>
+    </w:p>
+    <w:p>
+      <w:pPr>
+        <w:numPr>
+          <w:ilvl w:val="0"/>
+          <w:numId w:val="5"/>
+        </w:numPr>
+        <w:jc w:val="both"/>
+      </w:pPr>
+      <w:r>
+        <w:t xml:space="preserve">Levantará la base de datos de prueba si corresponde y pasará los </w:t>
+      </w:r>
+      <w:proofErr w:type="spellStart"/>
+      <w:r>
+        <w:rPr>
+          <w:b/>
+          <w:bCs/>
+        </w:rPr>
+        <w:t>tests</w:t>
+      </w:r>
+      <w:proofErr w:type="spellEnd"/>
+      <w:r>
+        <w:rPr>
+          <w:b/>
+          <w:bCs/>
+        </w:rPr>
+        <w:t xml:space="preserve"> de integración</w:t>
+      </w:r>
+      <w:r>
+        <w:t xml:space="preserve"> (fase </w:t>
+      </w:r>
+      <w:proofErr w:type="spellStart"/>
+      <w:r>
+        <w:t>integration</w:t>
+      </w:r>
+      <w:proofErr w:type="spellEnd"/>
+      <w:r>
+        <w:t xml:space="preserve">-test vía </w:t>
+      </w:r>
+      <w:proofErr w:type="spellStart"/>
+      <w:r>
+        <w:t>Failsafe</w:t>
+      </w:r>
+      <w:proofErr w:type="spellEnd"/>
+      <w:r>
+        <w:t>).</w:t>
+      </w:r>
+    </w:p>
+    <w:p>
+      <w:pPr>
+        <w:jc w:val="both"/>
+        <w:rPr>
+          <w:b/>
+          <w:bCs/>
+        </w:rPr>
+      </w:pPr>
+      <w:r>
+        <w:rPr>
+          <w:b/>
+          <w:bCs/>
+        </w:rPr>
+        <w:t>2. Generación de los datos de cobertura (.</w:t>
+      </w:r>
+      <w:proofErr w:type="spellStart"/>
+      <w:r>
+        <w:rPr>
+          <w:b/>
+          <w:bCs/>
+        </w:rPr>
+        <w:t>exec</w:t>
+      </w:r>
+      <w:proofErr w:type="spellEnd"/>
+      <w:r>
+        <w:rPr>
+          <w:b/>
+          <w:bCs/>
+        </w:rPr>
+        <w:t>)</w:t>
+      </w:r>
+    </w:p>
+    <w:p>
+      <w:pPr>
+        <w:jc w:val="both"/>
+      </w:pPr>
+      <w:r>
+        <w:t xml:space="preserve">Mientras los </w:t>
+      </w:r>
+      <w:proofErr w:type="spellStart"/>
+      <w:r>
+        <w:t>tests</w:t>
+      </w:r>
+      <w:proofErr w:type="spellEnd"/>
+      <w:r>
+        <w:t xml:space="preserve"> se ejecutan, el agente de </w:t>
+      </w:r>
+      <w:proofErr w:type="spellStart"/>
+      <w:r>
+        <w:t>JaCoCo</w:t>
+      </w:r>
+      <w:proofErr w:type="spellEnd"/>
+      <w:r>
+        <w:t xml:space="preserve"> (prepare-</w:t>
+      </w:r>
+      <w:proofErr w:type="spellStart"/>
+      <w:r>
+        <w:t>agent</w:t>
+      </w:r>
+      <w:proofErr w:type="spellEnd"/>
+      <w:r>
+        <w:t xml:space="preserve"> y prepare-</w:t>
+      </w:r>
+      <w:proofErr w:type="spellStart"/>
+      <w:r>
+        <w:t>agent</w:t>
+      </w:r>
+      <w:proofErr w:type="spellEnd"/>
+      <w:r>
+        <w:t>-</w:t>
+      </w:r>
+      <w:proofErr w:type="spellStart"/>
+      <w:r>
+        <w:t>integration</w:t>
+      </w:r>
+      <w:proofErr w:type="spellEnd"/>
+      <w:r>
+        <w:t xml:space="preserve">) irá registrando de forma invisible qué líneas de código se están tocando. Esto creará archivos de datos internos (normalmente llamados </w:t>
+      </w:r>
+      <w:proofErr w:type="spellStart"/>
+      <w:r>
+        <w:t>jacoco.exec</w:t>
+      </w:r>
+      <w:proofErr w:type="spellEnd"/>
+      <w:r>
+        <w:t xml:space="preserve"> y </w:t>
+      </w:r>
+      <w:proofErr w:type="spellStart"/>
+      <w:r>
+        <w:t>jacoco-it.exec</w:t>
+      </w:r>
+      <w:proofErr w:type="spellEnd"/>
+      <w:r>
+        <w:t>) dentro de la carpeta target/ de cada módulo.</w:t>
+      </w:r>
+    </w:p>
+    <w:p>
+      <w:pPr>
+        <w:jc w:val="both"/>
+        <w:rPr>
+          <w:b/>
+          <w:bCs/>
+        </w:rPr>
+      </w:pPr>
+      <w:r>
+        <w:rPr>
+          <w:b/>
+          <w:bCs/>
+        </w:rPr>
+        <w:t>3. ¡La magia del informe agregado!</w:t>
+      </w:r>
+    </w:p>
+    <w:p>
+      <w:pPr>
+        <w:jc w:val="both"/>
+      </w:pPr>
+      <w:r>
+        <w:t xml:space="preserve">Al llegar el ciclo de vida a la fase </w:t>
+      </w:r>
+      <w:proofErr w:type="spellStart"/>
+      <w:r>
+        <w:rPr>
+          <w:b/>
+          <w:bCs/>
+        </w:rPr>
+        <w:t>verify</w:t>
+      </w:r>
+      <w:proofErr w:type="spellEnd"/>
+      <w:r>
+        <w:t xml:space="preserve">, se activará por fin la </w:t>
+      </w:r>
+      <w:proofErr w:type="spellStart"/>
+      <w:r>
+        <w:t>goal</w:t>
+      </w:r>
+      <w:proofErr w:type="spellEnd"/>
+      <w:r>
+        <w:t xml:space="preserve"> </w:t>
+      </w:r>
+      <w:proofErr w:type="spellStart"/>
+      <w:r>
+        <w:t>jacoco:report-aggregate</w:t>
+      </w:r>
+      <w:proofErr w:type="spellEnd"/>
+      <w:r>
+        <w:t xml:space="preserve"> que configuramos en el archivo padre.</w:t>
+      </w:r>
+    </w:p>
+    <w:p>
+      <w:pPr>
+        <w:numPr>
+          <w:ilvl w:val="0"/>
+          <w:numId w:val="6"/>
+        </w:numPr>
+        <w:jc w:val="both"/>
+      </w:pPr>
+      <w:proofErr w:type="spellStart"/>
+      <w:r>
+        <w:t>JaCoCo</w:t>
+      </w:r>
+      <w:proofErr w:type="spellEnd"/>
+      <w:r>
+        <w:t xml:space="preserve"> irá a buscar los archivos .</w:t>
+      </w:r>
+      <w:proofErr w:type="spellStart"/>
+      <w:r>
+        <w:t>exec</w:t>
+      </w:r>
+      <w:proofErr w:type="spellEnd"/>
+      <w:r>
+        <w:t xml:space="preserve"> de </w:t>
+      </w:r>
+      <w:r>
+        <w:rPr>
+          <w:b/>
+          <w:bCs/>
+        </w:rPr>
+        <w:t>todos</w:t>
+      </w:r>
+      <w:r>
+        <w:t xml:space="preserve"> los submódulos.</w:t>
+      </w:r>
+    </w:p>
+    <w:p>
+      <w:pPr>
+        <w:numPr>
+          <w:ilvl w:val="0"/>
+          <w:numId w:val="6"/>
+        </w:numPr>
+        <w:jc w:val="both"/>
+      </w:pPr>
+      <w:r>
+        <w:t xml:space="preserve">Cruzará los datos de los </w:t>
+      </w:r>
+      <w:proofErr w:type="spellStart"/>
+      <w:r>
+        <w:t>tests</w:t>
+      </w:r>
+      <w:proofErr w:type="spellEnd"/>
+      <w:r>
+        <w:t xml:space="preserve"> ejecutados en un módulo (como </w:t>
+      </w:r>
+      <w:proofErr w:type="spellStart"/>
+      <w:r>
+        <w:t>matriculacion-dao</w:t>
+      </w:r>
+      <w:proofErr w:type="spellEnd"/>
+      <w:r>
+        <w:t xml:space="preserve">) con el código fuente de los otros módulos que se hayan invocado en esos </w:t>
+      </w:r>
+      <w:proofErr w:type="spellStart"/>
+      <w:r>
+        <w:t>tests</w:t>
+      </w:r>
+      <w:proofErr w:type="spellEnd"/>
+      <w:r>
+        <w:t xml:space="preserve"> (como </w:t>
+      </w:r>
+      <w:proofErr w:type="spellStart"/>
+      <w:r>
+        <w:t>matriculacion-comun</w:t>
+      </w:r>
+      <w:proofErr w:type="spellEnd"/>
+      <w:r>
+        <w:t>).</w:t>
+      </w:r>
+    </w:p>
+    <w:p>
+      <w:pPr>
+        <w:numPr>
+          <w:ilvl w:val="0"/>
+          <w:numId w:val="6"/>
+        </w:numPr>
+        <w:jc w:val="both"/>
+      </w:pPr>
+      <w:r>
+        <w:t>Creará un informe unificado.</w:t>
+      </w:r>
+    </w:p>
+    <w:p>
+      <w:pPr>
+        <w:jc w:val="both"/>
+      </w:pPr>
+      <w:r>
+        <w:pict w14:anchorId="5247201E">
+          <v:rect id="_x0000_i1031" style="width:0;height:1.5pt" o:hralign="center" o:hrstd="t" o:hr="t" fillcolor="#a0a0a0" stroked="f"/>
+        </w:pict>
+      </w:r>
+    </w:p>
+    <w:p>
+      <w:pPr>
+        <w:jc w:val="both"/>
+        <w:rPr>
+          <w:b/>
+          <w:bCs/>
+        </w:rPr>
+      </w:pPr>
+      <w:r>
+        <w:rPr>
+          <w:rFonts w:ascii="Segoe UI Emoji" w:hAnsi="Segoe UI Emoji" w:cs="Segoe UI Emoji"/>
+          <w:b/>
+          <w:bCs/>
+        </w:rPr>
+        <w:t>📂</w:t>
+      </w:r>
+      <w:r>
+        <w:rPr>
+          <w:b/>
+          <w:bCs/>
+        </w:rPr>
+        <w:t xml:space="preserve"> ¿Dónde tienes que buscar el resultado?</w:t>
+      </w:r>
+    </w:p>
+    <w:p>
+      <w:pPr>
+        <w:jc w:val="both"/>
+      </w:pPr>
+      <w:r>
+        <w:lastRenderedPageBreak/>
+        <w:t xml:space="preserve">Cuando la consola termine con un bonito </w:t>
+      </w:r>
+      <w:r>
+        <w:rPr>
+          <w:b/>
+          <w:bCs/>
+        </w:rPr>
+        <w:t>BUILD SUCCESS</w:t>
+      </w:r>
+      <w:r>
+        <w:t>, entra en la carpeta del proyecto y busca la siguiente ruta:</w:t>
+      </w:r>
+    </w:p>
+    <w:p>
+      <w:pPr>
+        <w:jc w:val="both"/>
+      </w:pPr>
+      <w:r>
+        <w:rPr>
+          <w:rFonts w:ascii="Segoe UI Emoji" w:hAnsi="Segoe UI Emoji" w:cs="Segoe UI Emoji"/>
+        </w:rPr>
+        <w:t>📁</w:t>
+      </w:r>
+      <w:r>
+        <w:t xml:space="preserve"> </w:t>
+      </w:r>
+      <w:proofErr w:type="spellStart"/>
+      <w:r>
+        <w:t>matriculacion</w:t>
+      </w:r>
+      <w:proofErr w:type="spellEnd"/>
+      <w:r>
+        <w:t>/</w:t>
+      </w:r>
+      <w:proofErr w:type="spellStart"/>
+      <w:r>
+        <w:t>dao</w:t>
+      </w:r>
+      <w:proofErr w:type="spellEnd"/>
+      <w:r>
+        <w:t>/</w:t>
+      </w:r>
+      <w:r>
+        <w:t>target/site/</w:t>
+      </w:r>
+      <w:proofErr w:type="spellStart"/>
+      <w:r>
+        <w:t>jacoco-aggregate</w:t>
+      </w:r>
+      <w:proofErr w:type="spellEnd"/>
+      <w:r>
+        <w:t>/index.html</w:t>
+      </w:r>
+    </w:p>
+    <w:p>
+      <w:pPr>
+        <w:jc w:val="both"/>
+      </w:pPr>
+      <w:r>
+        <w:rPr>
+          <w:i/>
+          <w:iCs/>
+        </w:rPr>
+        <w:t>(Nota: Dependiendo de tu estructura exacta, a veces Maven guarda este informe agregado dentro del target/site/</w:t>
+      </w:r>
+      <w:proofErr w:type="spellStart"/>
+      <w:r>
+        <w:rPr>
+          <w:i/>
+          <w:iCs/>
+        </w:rPr>
+        <w:t>jacoco-aggregate</w:t>
+      </w:r>
+      <w:proofErr w:type="spellEnd"/>
+      <w:r>
+        <w:rPr>
+          <w:i/>
+          <w:iCs/>
+        </w:rPr>
+        <w:t>/ del último módulo o del módulo que empaqueta todo el proyecto).</w:t>
+      </w:r>
+    </w:p>
+    <w:p>
+      <w:pPr>
+        <w:jc w:val="both"/>
+      </w:pPr>
+      <w:r>
+        <w:drawing>
+          <wp:inline distT="0" distB="0" distL="0" distR="0" wp14:anchorId="7C341339" wp14:editId="230ABF0A">
+            <wp:extent cx="5400040" cy="694690"/>
+            <wp:effectExtent l="0" t="0" r="0" b="0"/>
+            <wp:docPr id="1585094600" name="Imagen 1"/>
+            <wp:cNvGraphicFramePr>
+              <a:graphicFrameLocks xmlns:a="http://schemas.openxmlformats.org/drawingml/2006/main" noChangeAspect="1"/>
+            </wp:cNvGraphicFramePr>
+            <a:graphic xmlns:a="http://schemas.openxmlformats.org/drawingml/2006/main">
+              <a:graphicData uri="http://schemas.openxmlformats.org/drawingml/2006/picture">
+                <pic:pic xmlns:pic="http://schemas.openxmlformats.org/drawingml/2006/picture">
+                  <pic:nvPicPr>
+                    <pic:cNvPr id="1585094600" name=""/>
+                    <pic:cNvPicPr/>
+                  </pic:nvPicPr>
+                  <pic:blipFill>
+                    <a:blip r:embed="rId11"/>
+                    <a:stretch>
+                      <a:fillRect/>
+                    </a:stretch>
+                  </pic:blipFill>
+                  <pic:spPr>
+                    <a:xfrm>
+                      <a:off x="0" y="0"/>
+                      <a:ext cx="5400040" cy="694690"/>
+                    </a:xfrm>
+                    <a:prstGeom prst="rect">
+                      <a:avLst/>
+                    </a:prstGeom>
+                  </pic:spPr>
+                </pic:pic>
+              </a:graphicData>
+            </a:graphic>
+          </wp:inline>
+        </w:drawing>
+      </w:r>
+    </w:p>
+    <w:p>
+      <w:pPr>
+        <w:jc w:val="both"/>
+      </w:pPr>
+      <w:r>
+        <w:t xml:space="preserve">Por la propia definición de la meta </w:t>
+      </w:r>
+      <w:proofErr w:type="spellStart"/>
+      <w:r>
+        <w:t>report-aggregate</w:t>
+      </w:r>
+      <w:proofErr w:type="spellEnd"/>
+      <w:r>
+        <w:t xml:space="preserve"> de </w:t>
+      </w:r>
+      <w:proofErr w:type="spellStart"/>
+      <w:r>
+        <w:t>JaCoCo</w:t>
+      </w:r>
+      <w:proofErr w:type="spellEnd"/>
+      <w:r>
+        <w:t xml:space="preserve">. Esta meta </w:t>
+      </w:r>
+      <w:r>
+        <w:rPr>
+          <w:b/>
+          <w:bCs/>
+        </w:rPr>
+        <w:t>no muestra el propio módulo donde se ejecuta</w:t>
+      </w:r>
+      <w:r>
+        <w:t xml:space="preserve">, sino que va a buscar la cobertura de las </w:t>
+      </w:r>
+      <w:r>
+        <w:rPr>
+          <w:b/>
+          <w:bCs/>
+        </w:rPr>
+        <w:t>dependencias (los módulos externos)</w:t>
+      </w:r>
+      <w:r>
+        <w:t xml:space="preserve"> que consume ese proyecto.</w:t>
       </w:r>
     </w:p>
     <w:sectPr>
@@ -1187,6 +3868,244 @@
 <file path=word/numbering.xml><?xml version="1.0" encoding="utf-8"?>
 <w:numbering xmlns:wpc="http://schemas.microsoft.com/office/word/2010/wordprocessingCanvas" xmlns:cx="http://schemas.microsoft.com/office/drawing/2014/chartex" xmlns:cx1="http://schemas.microsoft.com/office/drawing/2015/9/8/chartex" xmlns:cx2="http://schemas.microsoft.com/office/drawing/2015/10/21/chartex" xmlns:cx3="http://schemas.microsoft.com/office/drawing/2016/5/9/chartex" xmlns:cx4="http://schemas.microsoft.com/office/drawing/2016/5/10/chartex" xmlns:cx5="http://schemas.microsoft.com/office/drawing/2016/5/11/chartex" xmlns:cx6="http://schemas.microsoft.com/office/drawing/2016/5/12/chartex" xmlns:cx7="http://schemas.microsoft.com/office/drawing/2016/5/13/chartex" xmlns:cx8="http://schemas.microsoft.com/office/drawing/2016/5/14/chartex" xmlns:mc="http://schemas.openxmlformats.org/markup-compatibility/2006" xmlns:aink="http://schemas.microsoft.com/office/drawing/2016/ink" xmlns:am3d="http://schemas.microsoft.com/office/drawing/2017/model3d" xmlns:o="urn:schemas-microsoft-com:office:office" xmlns:oel="http://schemas.microsoft.com/office/2019/extlst" xmlns:r="http://schemas.openxmlformats.org/officeDocument/2006/relationships" xmlns:m="http://schemas.openxmlformats.org/officeDocument/2006/math" xmlns:v="urn:schemas-microsoft-com:vml" xmlns:wp14="http://schemas.microsoft.com/office/word/2010/wordprocessingDrawing" xmlns:wp="http://schemas.openxmlformats.org/drawingml/2006/wordprocessingDrawing" xmlns:w10="urn:schemas-microsoft-com:office:word" xmlns:w="http://schemas.openxmlformats.org/wordprocessingml/2006/main" xmlns:w14="http://schemas.microsoft.com/office/word/2010/wordml" xmlns:w15="http://schemas.microsoft.com/office/word/2012/wordml" xmlns:w16cex="http://schemas.microsoft.com/office/word/2018/wordml/cex" xmlns:w16cid="http://schemas.microsoft.com/office/word/2016/wordml/cid" xmlns:w16="http://schemas.microsoft.com/office/word/2018/wordml" xmlns:w16du="http://schemas.microsoft.com/office/word/2023/wordml/word16du" xmlns:w16sdtdh="http://schemas.microsoft.com/office/word/2020/wordml/sdtdatahash" xmlns:w16sdtfl="http://schemas.microsoft.com/office/word/2024/wordml/sdtformatlock" xmlns:w16se="http://schemas.microsoft.com/office/word/2015/wordml/symex" xmlns:wpg="http://schemas.microsoft.com/office/word/2010/wordprocessingGroup" xmlns:wpi="http://schemas.microsoft.com/office/word/2010/wordprocessingInk" xmlns:wne="http://schemas.microsoft.com/office/word/2006/wordml" xmlns:wps="http://schemas.microsoft.com/office/word/2010/wordprocessingShape" mc:Ignorable="w14 w15 w16se w16cid w16 w16cex w16sdtdh w16sdtfl w16du wp14">
   <w:abstractNum w:abstractNumId="0" w15:restartNumberingAfterBreak="0">
+    <w:nsid w:val="10345128"/>
+    <w:multiLevelType w:val="hybridMultilevel"/>
+    <w:tmpl w:val="6A7A613C"/>
+    <w:lvl w:ilvl="0" w:tplc="D21E4D28">
+      <w:start w:val="1"/>
+      <w:numFmt w:val="upperLetter"/>
+      <w:lvlText w:val="%1)"/>
+      <w:lvlJc w:val="left"/>
+      <w:pPr>
+        <w:ind w:left="720" w:hanging="360"/>
+      </w:pPr>
+      <w:rPr>
+        <w:rFonts w:hint="default"/>
+      </w:rPr>
+    </w:lvl>
+    <w:lvl w:ilvl="1" w:tplc="0C0A0019" w:tentative="1">
+      <w:start w:val="1"/>
+      <w:numFmt w:val="lowerLetter"/>
+      <w:lvlText w:val="%2."/>
+      <w:lvlJc w:val="left"/>
+      <w:pPr>
+        <w:ind w:left="1440" w:hanging="360"/>
+      </w:pPr>
+    </w:lvl>
+    <w:lvl w:ilvl="2" w:tplc="0C0A001B" w:tentative="1">
+      <w:start w:val="1"/>
+      <w:numFmt w:val="lowerRoman"/>
+      <w:lvlText w:val="%3."/>
+      <w:lvlJc w:val="right"/>
+      <w:pPr>
+        <w:ind w:left="2160" w:hanging="180"/>
+      </w:pPr>
+    </w:lvl>
+    <w:lvl w:ilvl="3" w:tplc="0C0A000F" w:tentative="1">
+      <w:start w:val="1"/>
+      <w:numFmt w:val="decimal"/>
+      <w:lvlText w:val="%4."/>
+      <w:lvlJc w:val="left"/>
+      <w:pPr>
+        <w:ind w:left="2880" w:hanging="360"/>
+      </w:pPr>
+    </w:lvl>
+    <w:lvl w:ilvl="4" w:tplc="0C0A0019" w:tentative="1">
+      <w:start w:val="1"/>
+      <w:numFmt w:val="lowerLetter"/>
+      <w:lvlText w:val="%5."/>
+      <w:lvlJc w:val="left"/>
+      <w:pPr>
+        <w:ind w:left="3600" w:hanging="360"/>
+      </w:pPr>
+    </w:lvl>
+    <w:lvl w:ilvl="5" w:tplc="0C0A001B" w:tentative="1">
+      <w:start w:val="1"/>
+      <w:numFmt w:val="lowerRoman"/>
+      <w:lvlText w:val="%6."/>
+      <w:lvlJc w:val="right"/>
+      <w:pPr>
+        <w:ind w:left="4320" w:hanging="180"/>
+      </w:pPr>
+    </w:lvl>
+    <w:lvl w:ilvl="6" w:tplc="0C0A000F" w:tentative="1">
+      <w:start w:val="1"/>
+      <w:numFmt w:val="decimal"/>
+      <w:lvlText w:val="%7."/>
+      <w:lvlJc w:val="left"/>
+      <w:pPr>
+        <w:ind w:left="5040" w:hanging="360"/>
+      </w:pPr>
+    </w:lvl>
+    <w:lvl w:ilvl="7" w:tplc="0C0A0019" w:tentative="1">
+      <w:start w:val="1"/>
+      <w:numFmt w:val="lowerLetter"/>
+      <w:lvlText w:val="%8."/>
+      <w:lvlJc w:val="left"/>
+      <w:pPr>
+        <w:ind w:left="5760" w:hanging="360"/>
+      </w:pPr>
+    </w:lvl>
+    <w:lvl w:ilvl="8" w:tplc="0C0A001B" w:tentative="1">
+      <w:start w:val="1"/>
+      <w:numFmt w:val="lowerRoman"/>
+      <w:lvlText w:val="%9."/>
+      <w:lvlJc w:val="right"/>
+      <w:pPr>
+        <w:ind w:left="6480" w:hanging="180"/>
+      </w:pPr>
+    </w:lvl>
+  </w:abstractNum>
+  <w:abstractNum w:abstractNumId="1" w15:restartNumberingAfterBreak="0">
+    <w:nsid w:val="14401A1B"/>
+    <w:multiLevelType w:val="multilevel"/>
+    <w:tmpl w:val="89B8CA2C"/>
+    <w:lvl w:ilvl="0">
+      <w:start w:val="1"/>
+      <w:numFmt w:val="bullet"/>
+      <w:lvlText w:val=""/>
+      <w:lvlJc w:val="left"/>
+      <w:pPr>
+        <w:tabs>
+          <w:tab w:val="num" w:pos="720"/>
+        </w:tabs>
+        <w:ind w:left="720" w:hanging="360"/>
+      </w:pPr>
+      <w:rPr>
+        <w:rFonts w:ascii="Symbol" w:hAnsi="Symbol" w:hint="default"/>
+        <w:sz w:val="20"/>
+      </w:rPr>
+    </w:lvl>
+    <w:lvl w:ilvl="1" w:tentative="1">
+      <w:start w:val="1"/>
+      <w:numFmt w:val="bullet"/>
+      <w:lvlText w:val="o"/>
+      <w:lvlJc w:val="left"/>
+      <w:pPr>
+        <w:tabs>
+          <w:tab w:val="num" w:pos="1440"/>
+        </w:tabs>
+        <w:ind w:left="1440" w:hanging="360"/>
+      </w:pPr>
+      <w:rPr>
+        <w:rFonts w:ascii="Courier New" w:hAnsi="Courier New" w:hint="default"/>
+        <w:sz w:val="20"/>
+      </w:rPr>
+    </w:lvl>
+    <w:lvl w:ilvl="2" w:tentative="1">
+      <w:start w:val="1"/>
+      <w:numFmt w:val="bullet"/>
+      <w:lvlText w:val=""/>
+      <w:lvlJc w:val="left"/>
+      <w:pPr>
+        <w:tabs>
+          <w:tab w:val="num" w:pos="2160"/>
+        </w:tabs>
+        <w:ind w:left="2160" w:hanging="360"/>
+      </w:pPr>
+      <w:rPr>
+        <w:rFonts w:ascii="Wingdings" w:hAnsi="Wingdings" w:hint="default"/>
+        <w:sz w:val="20"/>
+      </w:rPr>
+    </w:lvl>
+    <w:lvl w:ilvl="3" w:tentative="1">
+      <w:start w:val="1"/>
+      <w:numFmt w:val="bullet"/>
+      <w:lvlText w:val=""/>
+      <w:lvlJc w:val="left"/>
+      <w:pPr>
+        <w:tabs>
+          <w:tab w:val="num" w:pos="2880"/>
+        </w:tabs>
+        <w:ind w:left="2880" w:hanging="360"/>
+      </w:pPr>
+      <w:rPr>
+        <w:rFonts w:ascii="Wingdings" w:hAnsi="Wingdings" w:hint="default"/>
+        <w:sz w:val="20"/>
+      </w:rPr>
+    </w:lvl>
+    <w:lvl w:ilvl="4" w:tentative="1">
+      <w:start w:val="1"/>
+      <w:numFmt w:val="bullet"/>
+      <w:lvlText w:val=""/>
+      <w:lvlJc w:val="left"/>
+      <w:pPr>
+        <w:tabs>
+          <w:tab w:val="num" w:pos="3600"/>
+        </w:tabs>
+        <w:ind w:left="3600" w:hanging="360"/>
+      </w:pPr>
+      <w:rPr>
+        <w:rFonts w:ascii="Wingdings" w:hAnsi="Wingdings" w:hint="default"/>
+        <w:sz w:val="20"/>
+      </w:rPr>
+    </w:lvl>
+    <w:lvl w:ilvl="5" w:tentative="1">
+      <w:start w:val="1"/>
+      <w:numFmt w:val="bullet"/>
+      <w:lvlText w:val=""/>
+      <w:lvlJc w:val="left"/>
+      <w:pPr>
+        <w:tabs>
+          <w:tab w:val="num" w:pos="4320"/>
+        </w:tabs>
+        <w:ind w:left="4320" w:hanging="360"/>
+      </w:pPr>
+      <w:rPr>
+        <w:rFonts w:ascii="Wingdings" w:hAnsi="Wingdings" w:hint="default"/>
+        <w:sz w:val="20"/>
+      </w:rPr>
+    </w:lvl>
+    <w:lvl w:ilvl="6" w:tentative="1">
+      <w:start w:val="1"/>
+      <w:numFmt w:val="bullet"/>
+      <w:lvlText w:val=""/>
+      <w:lvlJc w:val="left"/>
+      <w:pPr>
+        <w:tabs>
+          <w:tab w:val="num" w:pos="5040"/>
+        </w:tabs>
+        <w:ind w:left="5040" w:hanging="360"/>
+      </w:pPr>
+      <w:rPr>
+        <w:rFonts w:ascii="Wingdings" w:hAnsi="Wingdings" w:hint="default"/>
+        <w:sz w:val="20"/>
+      </w:rPr>
+    </w:lvl>
+    <w:lvl w:ilvl="7" w:tentative="1">
+      <w:start w:val="1"/>
+      <w:numFmt w:val="bullet"/>
+      <w:lvlText w:val=""/>
+      <w:lvlJc w:val="left"/>
+      <w:pPr>
+        <w:tabs>
+          <w:tab w:val="num" w:pos="5760"/>
+        </w:tabs>
+        <w:ind w:left="5760" w:hanging="360"/>
+      </w:pPr>
+      <w:rPr>
+        <w:rFonts w:ascii="Wingdings" w:hAnsi="Wingdings" w:hint="default"/>
+        <w:sz w:val="20"/>
+      </w:rPr>
+    </w:lvl>
+    <w:lvl w:ilvl="8" w:tentative="1">
+      <w:start w:val="1"/>
+      <w:numFmt w:val="bullet"/>
+      <w:lvlText w:val=""/>
+      <w:lvlJc w:val="left"/>
+      <w:pPr>
+        <w:tabs>
+          <w:tab w:val="num" w:pos="6480"/>
+        </w:tabs>
+        <w:ind w:left="6480" w:hanging="360"/>
+      </w:pPr>
+      <w:rPr>
+        <w:rFonts w:ascii="Wingdings" w:hAnsi="Wingdings" w:hint="default"/>
+        <w:sz w:val="20"/>
+      </w:rPr>
+    </w:lvl>
+  </w:abstractNum>
+  <w:abstractNum w:abstractNumId="2" w15:restartNumberingAfterBreak="0">
     <w:nsid w:val="464C2686"/>
     <w:multiLevelType w:val="hybridMultilevel"/>
     <w:tmpl w:val="ED627E64"/>
@@ -1299,7 +4218,7 @@
       </w:rPr>
     </w:lvl>
   </w:abstractNum>
-  <w:abstractNum w:abstractNumId="1" w15:restartNumberingAfterBreak="0">
+  <w:abstractNum w:abstractNumId="3" w15:restartNumberingAfterBreak="0">
     <w:nsid w:val="5319216D"/>
     <w:multiLevelType w:val="hybridMultilevel"/>
     <w:tmpl w:val="BD0C121A"/>
@@ -1412,7 +4331,156 @@
       </w:rPr>
     </w:lvl>
   </w:abstractNum>
-  <w:abstractNum w:abstractNumId="2" w15:restartNumberingAfterBreak="0">
+  <w:abstractNum w:abstractNumId="4" w15:restartNumberingAfterBreak="0">
+    <w:nsid w:val="595146A7"/>
+    <w:multiLevelType w:val="multilevel"/>
+    <w:tmpl w:val="55064B5A"/>
+    <w:lvl w:ilvl="0">
+      <w:start w:val="1"/>
+      <w:numFmt w:val="bullet"/>
+      <w:lvlText w:val=""/>
+      <w:lvlJc w:val="left"/>
+      <w:pPr>
+        <w:tabs>
+          <w:tab w:val="num" w:pos="720"/>
+        </w:tabs>
+        <w:ind w:left="720" w:hanging="360"/>
+      </w:pPr>
+      <w:rPr>
+        <w:rFonts w:ascii="Symbol" w:hAnsi="Symbol" w:hint="default"/>
+        <w:sz w:val="20"/>
+      </w:rPr>
+    </w:lvl>
+    <w:lvl w:ilvl="1" w:tentative="1">
+      <w:start w:val="1"/>
+      <w:numFmt w:val="bullet"/>
+      <w:lvlText w:val="o"/>
+      <w:lvlJc w:val="left"/>
+      <w:pPr>
+        <w:tabs>
+          <w:tab w:val="num" w:pos="1440"/>
+        </w:tabs>
+        <w:ind w:left="1440" w:hanging="360"/>
+      </w:pPr>
+      <w:rPr>
+        <w:rFonts w:ascii="Courier New" w:hAnsi="Courier New" w:hint="default"/>
+        <w:sz w:val="20"/>
+      </w:rPr>
+    </w:lvl>
+    <w:lvl w:ilvl="2" w:tentative="1">
+      <w:start w:val="1"/>
+      <w:numFmt w:val="bullet"/>
+      <w:lvlText w:val=""/>
+      <w:lvlJc w:val="left"/>
+      <w:pPr>
+        <w:tabs>
+          <w:tab w:val="num" w:pos="2160"/>
+        </w:tabs>
+        <w:ind w:left="2160" w:hanging="360"/>
+      </w:pPr>
+      <w:rPr>
+        <w:rFonts w:ascii="Wingdings" w:hAnsi="Wingdings" w:hint="default"/>
+        <w:sz w:val="20"/>
+      </w:rPr>
+    </w:lvl>
+    <w:lvl w:ilvl="3" w:tentative="1">
+      <w:start w:val="1"/>
+      <w:numFmt w:val="bullet"/>
+      <w:lvlText w:val=""/>
+      <w:lvlJc w:val="left"/>
+      <w:pPr>
+        <w:tabs>
+          <w:tab w:val="num" w:pos="2880"/>
+        </w:tabs>
+        <w:ind w:left="2880" w:hanging="360"/>
+      </w:pPr>
+      <w:rPr>
+        <w:rFonts w:ascii="Wingdings" w:hAnsi="Wingdings" w:hint="default"/>
+        <w:sz w:val="20"/>
+      </w:rPr>
+    </w:lvl>
+    <w:lvl w:ilvl="4" w:tentative="1">
+      <w:start w:val="1"/>
+      <w:numFmt w:val="bullet"/>
+      <w:lvlText w:val=""/>
+      <w:lvlJc w:val="left"/>
+      <w:pPr>
+        <w:tabs>
+          <w:tab w:val="num" w:pos="3600"/>
+        </w:tabs>
+        <w:ind w:left="3600" w:hanging="360"/>
+      </w:pPr>
+      <w:rPr>
+        <w:rFonts w:ascii="Wingdings" w:hAnsi="Wingdings" w:hint="default"/>
+        <w:sz w:val="20"/>
+      </w:rPr>
+    </w:lvl>
+    <w:lvl w:ilvl="5" w:tentative="1">
+      <w:start w:val="1"/>
+      <w:numFmt w:val="bullet"/>
+      <w:lvlText w:val=""/>
+      <w:lvlJc w:val="left"/>
+      <w:pPr>
+        <w:tabs>
+          <w:tab w:val="num" w:pos="4320"/>
+        </w:tabs>
+        <w:ind w:left="4320" w:hanging="360"/>
+      </w:pPr>
+      <w:rPr>
+        <w:rFonts w:ascii="Wingdings" w:hAnsi="Wingdings" w:hint="default"/>
+        <w:sz w:val="20"/>
+      </w:rPr>
+    </w:lvl>
+    <w:lvl w:ilvl="6" w:tentative="1">
+      <w:start w:val="1"/>
+      <w:numFmt w:val="bullet"/>
+      <w:lvlText w:val=""/>
+      <w:lvlJc w:val="left"/>
+      <w:pPr>
+        <w:tabs>
+          <w:tab w:val="num" w:pos="5040"/>
+        </w:tabs>
+        <w:ind w:left="5040" w:hanging="360"/>
+      </w:pPr>
+      <w:rPr>
+        <w:rFonts w:ascii="Wingdings" w:hAnsi="Wingdings" w:hint="default"/>
+        <w:sz w:val="20"/>
+      </w:rPr>
+    </w:lvl>
+    <w:lvl w:ilvl="7" w:tentative="1">
+      <w:start w:val="1"/>
+      <w:numFmt w:val="bullet"/>
+      <w:lvlText w:val=""/>
+      <w:lvlJc w:val="left"/>
+      <w:pPr>
+        <w:tabs>
+          <w:tab w:val="num" w:pos="5760"/>
+        </w:tabs>
+        <w:ind w:left="5760" w:hanging="360"/>
+      </w:pPr>
+      <w:rPr>
+        <w:rFonts w:ascii="Wingdings" w:hAnsi="Wingdings" w:hint="default"/>
+        <w:sz w:val="20"/>
+      </w:rPr>
+    </w:lvl>
+    <w:lvl w:ilvl="8" w:tentative="1">
+      <w:start w:val="1"/>
+      <w:numFmt w:val="bullet"/>
+      <w:lvlText w:val=""/>
+      <w:lvlJc w:val="left"/>
+      <w:pPr>
+        <w:tabs>
+          <w:tab w:val="num" w:pos="6480"/>
+        </w:tabs>
+        <w:ind w:left="6480" w:hanging="360"/>
+      </w:pPr>
+      <w:rPr>
+        <w:rFonts w:ascii="Wingdings" w:hAnsi="Wingdings" w:hint="default"/>
+        <w:sz w:val="20"/>
+      </w:rPr>
+    </w:lvl>
+  </w:abstractNum>
+  <w:abstractNum w:abstractNumId="5" w15:restartNumberingAfterBreak="0">
     <w:nsid w:val="60D46C45"/>
     <w:multiLevelType w:val="hybridMultilevel"/>
     <w:tmpl w:val="1A022DE2"/>
@@ -1502,13 +4570,22 @@
     </w:lvl>
   </w:abstractNum>
   <w:num w:numId="1" w16cid:durableId="314652778">
+    <w:abstractNumId w:val="2"/>
+  </w:num>
+  <w:num w:numId="2" w16cid:durableId="129447283">
+    <w:abstractNumId w:val="5"/>
+  </w:num>
+  <w:num w:numId="3" w16cid:durableId="1611356475">
+    <w:abstractNumId w:val="3"/>
+  </w:num>
+  <w:num w:numId="4" w16cid:durableId="996686744">
     <w:abstractNumId w:val="0"/>
   </w:num>
-  <w:num w:numId="2" w16cid:durableId="129447283">
-    <w:abstractNumId w:val="2"/>
+  <w:num w:numId="5" w16cid:durableId="1302225711">
+    <w:abstractNumId w:val="1"/>
   </w:num>
-  <w:num w:numId="3" w16cid:durableId="1611356475">
-    <w:abstractNumId w:val="1"/>
+  <w:num w:numId="6" w16cid:durableId="688264272">
+    <w:abstractNumId w:val="4"/>
   </w:num>
 </w:numbering>
 </file>
@@ -1913,7 +4990,7 @@
   <w:style w:type="paragraph" w:default="1" w:styleId="Normal">
     <w:name w:val="Normal"/>
     <w:qFormat/>
-    <w:rsid w:val="00E55784"/>
+    <w:rsid w:val="003071C0"/>
   </w:style>
   <w:style w:type="paragraph" w:styleId="Ttulo1">
     <w:name w:val="heading 1"/>
@@ -2430,6 +5507,36 @@
       <w:spacing w:val="5"/>
     </w:rPr>
   </w:style>
+  <w:style w:type="paragraph" w:styleId="HTMLconformatoprevio">
+    <w:name w:val="HTML Preformatted"/>
+    <w:basedOn w:val="Normal"/>
+    <w:link w:val="HTMLconformatoprevioCar"/>
+    <w:uiPriority w:val="99"/>
+    <w:semiHidden/>
+    <w:unhideWhenUsed/>
+    <w:rsid w:val="00CB4CE4"/>
+    <w:pPr>
+      <w:spacing w:after="0" w:line="240" w:lineRule="auto"/>
+    </w:pPr>
+    <w:rPr>
+      <w:rFonts w:ascii="Consolas" w:hAnsi="Consolas"/>
+      <w:sz w:val="20"/>
+      <w:szCs w:val="20"/>
+    </w:rPr>
+  </w:style>
+  <w:style w:type="character" w:customStyle="1" w:styleId="HTMLconformatoprevioCar">
+    <w:name w:val="HTML con formato previo Car"/>
+    <w:basedOn w:val="Fuentedeprrafopredeter"/>
+    <w:link w:val="HTMLconformatoprevio"/>
+    <w:uiPriority w:val="99"/>
+    <w:semiHidden/>
+    <w:rsid w:val="00CB4CE4"/>
+    <w:rPr>
+      <w:rFonts w:ascii="Consolas" w:hAnsi="Consolas"/>
+      <w:sz w:val="20"/>
+      <w:szCs w:val="20"/>
+    </w:rPr>
+  </w:style>
 </w:styles>
 </file>
 
